--- a/Documentation/Reports and Papers/Isometric_Force_Test/Review_round_1/Response_to_reviewers_BB_AJH.docx
+++ b/Documentation/Reports and Papers/Isometric_Force_Test/Review_round_1/Response_to_reviewers_BB_AJH.docx
@@ -356,10 +356,7 @@
       </w:pPr>
       <w:ins w:id="7" w:author="Ben Bolen" w:date="2026-04-10T16:05:00Z" w16du:dateUtc="2026-04-10T23:05:00Z">
         <w:r>
-          <w:t>This work applies to the 10 and 20 mm diameter muscles, which are the most common. We anticipate that these equations can be used with different coefficients for the other sizes (5mm and 40 mm), but data would need to be collected, and we are not set up to collect that data. We believe that because this provides detailed information on the most common diameter muscles used in the field of robotics, this paper contributes meaningfully to scientific knowledge without the inclusion of data and a fit for the 5 mm and 40 mm muscles and that such findings could be left to future research and publications</w:t>
-        </w:r>
-        <w:r>
-          <w:t xml:space="preserve">. </w:t>
+          <w:t xml:space="preserve">This work applies to the 10 and 20 mm diameter muscles, which are the most common. We anticipate that these equations can be used with different coefficients for the other sizes (5mm and 40 mm), but data would need to be collected, and we are not set up to collect that data. We believe that because this provides detailed information on the most common diameter muscles used in the field of robotics, this paper contributes meaningfully to scientific knowledge without the inclusion of data and a fit for the 5 mm and 40 mm muscles and that such findings could be left to future research and publications. </w:t>
         </w:r>
       </w:ins>
       <w:del w:id="8" w:author="Ben Bolen" w:date="2026-04-10T16:05:00Z" w16du:dateUtc="2026-04-10T23:05:00Z">
@@ -1011,11 +1008,14 @@
       <w:pPr>
         <w:pStyle w:val="ListParagraph"/>
         <w:ind w:left="2160"/>
+        <w:rPr>
+          <w:ins w:id="36" w:author="Ben Bolen" w:date="2026-04-13T04:11:00Z" w16du:dateUtc="2026-04-13T11:11:00Z"/>
+        </w:rPr>
       </w:pPr>
       <w:r>
         <w:t>The proposed model was compared with the formulations Sárosi [24] , Sárosi</w:t>
       </w:r>
-      <w:ins w:id="36" w:author="Alexander Hunt" w:date="2026-04-10T08:46:00Z" w16du:dateUtc="2026-04-10T15:46:00Z">
+      <w:ins w:id="37" w:author="Alexander Hunt" w:date="2026-04-10T08:46:00Z" w16du:dateUtc="2026-04-10T15:46:00Z">
         <w:r>
           <w:t xml:space="preserve"> </w:t>
         </w:r>
@@ -1023,7 +1023,7 @@
       <w:r>
         <w:t>and Fabulya [25] , and Martens and Boblan [18]</w:t>
       </w:r>
-      <w:del w:id="37" w:author="Alexander Hunt" w:date="2026-04-10T08:46:00Z" w16du:dateUtc="2026-04-10T15:46:00Z">
+      <w:del w:id="38" w:author="Alexander Hunt" w:date="2026-04-10T08:46:00Z" w16du:dateUtc="2026-04-10T15:46:00Z">
         <w:r>
           <w:delText xml:space="preserve"> </w:delText>
         </w:r>
@@ -1031,30 +1031,41 @@
       <w:r>
         <w:t xml:space="preserve">, to evaluate </w:t>
       </w:r>
-      <w:del w:id="38" w:author="Alexander Hunt" w:date="2026-04-10T08:46:00Z" w16du:dateUtc="2026-04-10T15:46:00Z">
+      <w:del w:id="39" w:author="Alexander Hunt" w:date="2026-04-10T08:46:00Z" w16du:dateUtc="2026-04-10T15:46:00Z">
         <w:r>
           <w:delText xml:space="preserve">its </w:delText>
         </w:r>
       </w:del>
-      <w:ins w:id="39" w:author="Alexander Hunt" w:date="2026-04-10T08:46:00Z" w16du:dateUtc="2026-04-10T15:46:00Z">
+      <w:ins w:id="40" w:author="Alexander Hunt" w:date="2026-04-10T08:46:00Z" w16du:dateUtc="2026-04-10T15:46:00Z">
         <w:r>
           <w:t>the</w:t>
         </w:r>
       </w:ins>
-      <w:ins w:id="40" w:author="Alexander Hunt" w:date="2026-04-10T08:47:00Z" w16du:dateUtc="2026-04-10T15:47:00Z">
+      <w:ins w:id="41" w:author="Alexander Hunt" w:date="2026-04-10T08:47:00Z" w16du:dateUtc="2026-04-10T15:47:00Z">
         <w:r>
           <w:t>ir</w:t>
         </w:r>
       </w:ins>
-      <w:ins w:id="41" w:author="Alexander Hunt" w:date="2026-04-10T08:46:00Z" w16du:dateUtc="2026-04-10T15:46:00Z">
+      <w:ins w:id="42" w:author="Alexander Hunt" w:date="2026-04-10T08:46:00Z" w16du:dateUtc="2026-04-10T15:46:00Z">
         <w:r>
           <w:t xml:space="preserve"> </w:t>
         </w:r>
       </w:ins>
       <w:r>
-        <w:t>predictive performance across actuator sizes and operating conditions.</w:t>
-      </w:r>
-      <w:ins w:id="42" w:author="Alexander Hunt" w:date="2026-04-10T08:47:00Z" w16du:dateUtc="2026-04-10T15:47:00Z">
+        <w:t>predictive performance across actuator sizes and operating conditions</w:t>
+      </w:r>
+      <w:ins w:id="43" w:author="Ben Bolen" w:date="2026-04-13T04:09:00Z" w16du:dateUtc="2026-04-13T11:09:00Z">
+        <w:r>
+          <w:t xml:space="preserve"> (</w:t>
+        </w:r>
+        <w:r>
+          <w:t>see Table 3 and Figure 5)</w:t>
+        </w:r>
+      </w:ins>
+      <w:r>
+        <w:t>.</w:t>
+      </w:r>
+      <w:ins w:id="44" w:author="Alexander Hunt" w:date="2026-04-10T08:47:00Z" w16du:dateUtc="2026-04-10T15:47:00Z">
         <w:r>
           <w:t xml:space="preserve"> </w:t>
         </w:r>
@@ -1066,34 +1077,381 @@
         <w:t>ϕ20 mm BPA</w:t>
       </w:r>
       <w:r>
-        <w:t xml:space="preserve">, parameters from [24] were used, corresponding to actuators with resting lengths of 200 mm and 400 mm. These were compared against the </w:t>
-      </w:r>
-      <w:del w:id="43" w:author="Alexander Hunt" w:date="2026-04-10T08:47:00Z" w16du:dateUtc="2026-04-10T15:47:00Z">
-        <w:r>
-          <w:delText xml:space="preserve">re-dimensionalized </w:delText>
-        </w:r>
-      </w:del>
-      <w:r>
-        <w:t xml:space="preserve">experimental data at 150 mm, 300 mm, and 450 mm. For the </w:t>
-      </w:r>
-      <w:r>
-        <w:t>ϕ10 mm BPA</w:t>
-      </w:r>
-      <w:r>
-        <w:t>, parameters from [25] were applied. In both cases, the maximum contraction parameter (</w:t>
-      </w:r>
-      <w:r>
-        <w:t>kmax</w:t>
-      </w:r>
-      <w:r>
-        <w:t>) was determined numerically by solving F(620, k) = 0, ensuring consistency with the experimental maximum-pressure condition.</w:t>
-      </w:r>
+        <w:t xml:space="preserve">, parameters from [24] were used, corresponding to actuators with resting lengths of 200 mm and 400 mm. </w:t>
+      </w:r>
+      <w:ins w:id="45" w:author="Ben Bolen" w:date="2026-04-13T04:10:00Z" w16du:dateUtc="2026-04-13T11:10:00Z">
+        <w:r>
+          <w:t>These were compared against the experimental data at l</w:t>
+        </w:r>
+        <w:r>
+          <w:rPr>
+            <w:vertAlign w:val="subscript"/>
+            <w:rPrChange w:id="46" w:author="Ben Bolen" w:date="2026-04-13T04:10:00Z" w16du:dateUtc="2026-04-13T11:10:00Z">
+              <w:rPr/>
+            </w:rPrChange>
+          </w:rPr>
+          <w:t xml:space="preserve">rest </w:t>
+        </w:r>
+        <w:r>
+          <w:t>= 300 mm</w:t>
+        </w:r>
+      </w:ins>
+      <w:del w:id="47" w:author="Ben Bolen" w:date="2026-04-13T04:10:00Z" w16du:dateUtc="2026-04-13T11:10:00Z">
+        <w:r>
+          <w:delText xml:space="preserve">These were compared against the re-dimensionalized experimental data at 150 mm, 300 mm, </w:delText>
+        </w:r>
+      </w:del>
+      <w:r>
+        <w:t xml:space="preserve">and </w:t>
+      </w:r>
+      <w:ins w:id="48" w:author="Ben Bolen" w:date="2026-04-13T04:10:00Z" w16du:dateUtc="2026-04-13T11:10:00Z">
+        <w:r>
+          <w:t>l</w:t>
+        </w:r>
+        <w:r>
+          <w:rPr>
+            <w:vertAlign w:val="subscript"/>
+          </w:rPr>
+          <w:t xml:space="preserve">rest </w:t>
+        </w:r>
+        <w:r>
+          <w:t xml:space="preserve">= </w:t>
+        </w:r>
+      </w:ins>
+      <w:r>
+        <w:t>450 mm</w:t>
+      </w:r>
+      <w:del w:id="49" w:author="Ben Bolen" w:date="2026-04-13T04:11:00Z" w16du:dateUtc="2026-04-13T11:11:00Z">
+        <w:r>
+          <w:delText xml:space="preserve">. </w:delText>
+        </w:r>
+      </w:del>
+      <w:ins w:id="50" w:author="Ben Bolen" w:date="2026-04-13T04:11:00Z" w16du:dateUtc="2026-04-13T11:11:00Z">
+        <w:r>
+          <w:t>, respectively, because that is what gave the best fit. For the ϕ10 mm</w:t>
+        </w:r>
+      </w:ins>
     </w:p>
     <w:p>
       <w:pPr>
         <w:pStyle w:val="ListParagraph"/>
         <w:ind w:left="2160"/>
-        <w:pPrChange w:id="44" w:author="Alexander Hunt" w:date="2026-04-10T08:46:00Z" w16du:dateUtc="2026-04-10T15:46:00Z">
+        <w:rPr>
+          <w:ins w:id="51" w:author="Ben Bolen" w:date="2026-04-13T04:11:00Z" w16du:dateUtc="2026-04-13T11:11:00Z"/>
+        </w:rPr>
+      </w:pPr>
+      <w:ins w:id="52" w:author="Ben Bolen" w:date="2026-04-13T04:11:00Z" w16du:dateUtc="2026-04-13T11:11:00Z">
+        <w:r>
+          <w:t>BPA with resting lengths of 257 mm and 233 mm , parameters from [ 25 ] were applied. In</w:t>
+        </w:r>
+        <w:r>
+          <w:t xml:space="preserve"> </w:t>
+        </w:r>
+        <w:r>
+          <w:t>each case, the maximum contraction parameter (kmax) was determined numerically by</w:t>
+        </w:r>
+        <w:r>
+          <w:t xml:space="preserve"> </w:t>
+        </w:r>
+        <w:r>
+          <w:t>solving F(620, kmax ) = 0, ensuring consistency with the experimental maximum-pressure</w:t>
+        </w:r>
+        <w:r>
+          <w:t xml:space="preserve"> </w:t>
+        </w:r>
+        <w:r>
+          <w:t>condition.</w:t>
+        </w:r>
+      </w:ins>
+    </w:p>
+    <w:p>
+      <w:pPr>
+        <w:pStyle w:val="ListParagraph"/>
+        <w:ind w:left="2160" w:firstLine="720"/>
+        <w:rPr>
+          <w:ins w:id="53" w:author="Ben Bolen" w:date="2026-04-13T04:11:00Z" w16du:dateUtc="2026-04-13T11:11:00Z"/>
+        </w:rPr>
+        <w:pPrChange w:id="54" w:author="Ben Bolen" w:date="2026-04-13T04:12:00Z" w16du:dateUtc="2026-04-13T11:12:00Z">
+          <w:pPr>
+            <w:pStyle w:val="ListParagraph"/>
+            <w:ind w:left="2160"/>
+          </w:pPr>
+        </w:pPrChange>
+      </w:pPr>
+      <w:ins w:id="55" w:author="Ben Bolen" w:date="2026-04-13T04:11:00Z" w16du:dateUtc="2026-04-13T11:11:00Z">
+        <w:r>
+          <w:t>While the Sárosi [24] , Sárosi and Fabulya [25] models capture general trends in</w:t>
+        </w:r>
+        <w:r>
+          <w:t xml:space="preserve"> </w:t>
+        </w:r>
+        <w:r>
+          <w:t>force–contraction behavior, discrepancies were observed when applying parameters derived from different actuator lengths. In particular, the model tends to overpredict force</w:t>
+        </w:r>
+      </w:ins>
+      <w:ins w:id="56" w:author="Ben Bolen" w:date="2026-04-13T04:12:00Z" w16du:dateUtc="2026-04-13T11:12:00Z">
+        <w:r>
+          <w:t xml:space="preserve"> </w:t>
+        </w:r>
+      </w:ins>
+      <w:ins w:id="57" w:author="Ben Bolen" w:date="2026-04-13T04:11:00Z" w16du:dateUtc="2026-04-13T11:11:00Z">
+        <w:r>
+          <w:t>at higher pressures and low amounts of contraction, suggesting sensitivity to geometric</w:t>
+        </w:r>
+      </w:ins>
+      <w:ins w:id="58" w:author="Ben Bolen" w:date="2026-04-13T04:12:00Z" w16du:dateUtc="2026-04-13T11:12:00Z">
+        <w:r>
+          <w:t xml:space="preserve"> </w:t>
+        </w:r>
+      </w:ins>
+      <w:ins w:id="59" w:author="Ben Bolen" w:date="2026-04-13T04:11:00Z" w16du:dateUtc="2026-04-13T11:11:00Z">
+        <w:r>
+          <w:t>scaling effects not explicitly accounted for in the formulation.</w:t>
+        </w:r>
+      </w:ins>
+    </w:p>
+    <w:p>
+      <w:pPr>
+        <w:pStyle w:val="ListParagraph"/>
+        <w:ind w:left="2160" w:firstLine="720"/>
+        <w:rPr>
+          <w:ins w:id="60" w:author="Ben Bolen" w:date="2026-04-13T04:11:00Z" w16du:dateUtc="2026-04-13T11:11:00Z"/>
+        </w:rPr>
+        <w:pPrChange w:id="61" w:author="Ben Bolen" w:date="2026-04-13T04:12:00Z" w16du:dateUtc="2026-04-13T11:12:00Z">
+          <w:pPr>
+            <w:pStyle w:val="ListParagraph"/>
+            <w:ind w:left="2160"/>
+          </w:pPr>
+        </w:pPrChange>
+      </w:pPr>
+      <w:ins w:id="62" w:author="Ben Bolen" w:date="2026-04-13T04:11:00Z" w16du:dateUtc="2026-04-13T11:11:00Z">
+        <w:r>
+          <w:t>The Martens and Boblan [18] model is derived from a geometric and material-based</w:t>
+        </w:r>
+      </w:ins>
+      <w:ins w:id="63" w:author="Ben Bolen" w:date="2026-04-13T04:12:00Z" w16du:dateUtc="2026-04-13T11:12:00Z">
+        <w:r>
+          <w:t xml:space="preserve"> </w:t>
+        </w:r>
+      </w:ins>
+      <w:ins w:id="64" w:author="Ben Bolen" w:date="2026-04-13T04:11:00Z" w16du:dateUtc="2026-04-13T11:11:00Z">
+        <w:r>
+          <w:t>framework and provides a more physically grounded representation of actuator behavior.</w:t>
+        </w:r>
+      </w:ins>
+      <w:ins w:id="65" w:author="Ben Bolen" w:date="2026-04-13T04:12:00Z" w16du:dateUtc="2026-04-13T11:12:00Z">
+        <w:r>
+          <w:t xml:space="preserve"> </w:t>
+        </w:r>
+      </w:ins>
+      <w:ins w:id="66" w:author="Ben Bolen" w:date="2026-04-13T04:11:00Z" w16du:dateUtc="2026-04-13T11:11:00Z">
+        <w:r>
+          <w:t>However, its accuracy depends strongly on precise geometric parameters, including braid</w:t>
+        </w:r>
+      </w:ins>
+      <w:ins w:id="67" w:author="Ben Bolen" w:date="2026-04-13T04:12:00Z" w16du:dateUtc="2026-04-13T11:12:00Z">
+        <w:r>
+          <w:t xml:space="preserve"> </w:t>
+        </w:r>
+      </w:ins>
+      <w:ins w:id="68" w:author="Ben Bolen" w:date="2026-04-13T04:11:00Z" w16du:dateUtc="2026-04-13T11:11:00Z">
+        <w:r>
+          <w:t>angle, wall thickness, and fiber length. Small deviations in these parameters can lead to</w:t>
+        </w:r>
+      </w:ins>
+      <w:ins w:id="69" w:author="Ben Bolen" w:date="2026-04-13T04:12:00Z" w16du:dateUtc="2026-04-13T11:12:00Z">
+        <w:r>
+          <w:t xml:space="preserve"> </w:t>
+        </w:r>
+      </w:ins>
+      <w:ins w:id="70" w:author="Ben Bolen" w:date="2026-04-13T04:11:00Z" w16du:dateUtc="2026-04-13T11:11:00Z">
+        <w:r>
+          <w:t>significant differences in predicted force, particularly at higher pressures.</w:t>
+        </w:r>
+      </w:ins>
+    </w:p>
+    <w:p>
+      <w:pPr>
+        <w:pStyle w:val="ListParagraph"/>
+        <w:ind w:left="2160"/>
+        <w:rPr>
+          <w:ins w:id="71" w:author="Ben Bolen" w:date="2026-04-13T04:13:00Z" w16du:dateUtc="2026-04-13T11:13:00Z"/>
+        </w:rPr>
+      </w:pPr>
+      <w:ins w:id="72" w:author="Ben Bolen" w:date="2026-04-13T04:13:00Z" w16du:dateUtc="2026-04-13T11:13:00Z">
+        <w:r>
+          <w:t>The Martens and Boblan [18] model was first evaluated at the same pressure–contraction</w:t>
+        </w:r>
+      </w:ins>
+    </w:p>
+    <w:p>
+      <w:pPr>
+        <w:pStyle w:val="ListParagraph"/>
+        <w:ind w:left="2160"/>
+        <w:rPr>
+          <w:ins w:id="73" w:author="Ben Bolen" w:date="2026-04-13T04:14:00Z" w16du:dateUtc="2026-04-13T11:14:00Z"/>
+        </w:rPr>
+      </w:pPr>
+      <w:ins w:id="74" w:author="Ben Bolen" w:date="2026-04-13T04:13:00Z" w16du:dateUtc="2026-04-13T11:13:00Z">
+        <w:r>
+          <w:lastRenderedPageBreak/>
+          <w:t>points as in their experimental data, indicating that it reproduces the general published</w:t>
+        </w:r>
+        <w:r>
+          <w:t xml:space="preserve"> </w:t>
+        </w:r>
+        <w:r>
+          <w:t>force–map shape but is sensitive to the assumed initial geometry. Examining their ϕ20 mm</w:t>
+        </w:r>
+      </w:ins>
+      <w:ins w:id="75" w:author="Ben Bolen" w:date="2026-04-13T04:14:00Z" w16du:dateUtc="2026-04-13T11:14:00Z">
+        <w:r>
+          <w:t xml:space="preserve"> </w:t>
+        </w:r>
+      </w:ins>
+      <w:ins w:id="76" w:author="Ben Bolen" w:date="2026-04-13T04:13:00Z" w16du:dateUtc="2026-04-13T11:13:00Z">
+        <w:r>
+          <w:t>BPA, for example, and using the explicitly stated lrest = 300 mm and initial diameter</w:t>
+        </w:r>
+      </w:ins>
+      <w:ins w:id="77" w:author="Ben Bolen" w:date="2026-04-13T04:14:00Z" w16du:dateUtc="2026-04-13T11:14:00Z">
+        <w:r>
+          <w:t xml:space="preserve"> </w:t>
+        </w:r>
+      </w:ins>
+      <w:ins w:id="78" w:author="Ben Bolen" w:date="2026-04-13T04:13:00Z" w16du:dateUtc="2026-04-13T11:13:00Z">
+        <w:r>
+          <w:t>D0 = 20 mm significantly under-predicted the results compared to using the implied [23]</w:t>
+        </w:r>
+      </w:ins>
+      <w:ins w:id="79" w:author="Ben Bolen" w:date="2026-04-13T04:14:00Z" w16du:dateUtc="2026-04-13T11:14:00Z">
+        <w:r>
+          <w:t xml:space="preserve"> </w:t>
+        </w:r>
+      </w:ins>
+      <w:ins w:id="80" w:author="Ben Bolen" w:date="2026-04-13T04:13:00Z" w16du:dateUtc="2026-04-13T11:13:00Z">
+        <w:r>
+          <w:t>lrest = 296 mm and D0 + H0 = 21.8 mm , where H0 = 1.8 mm is the material thickness. This</w:t>
+        </w:r>
+      </w:ins>
+      <w:ins w:id="81" w:author="Ben Bolen" w:date="2026-04-13T04:14:00Z" w16du:dateUtc="2026-04-13T11:14:00Z">
+        <w:r>
+          <w:t xml:space="preserve"> </w:t>
+        </w:r>
+        <w:r>
+          <w:t>adjustment for the diameter was also included for the ϕ10 mm BPA to give a better fit. This</w:t>
+        </w:r>
+      </w:ins>
+      <w:ins w:id="82" w:author="Ben Bolen" w:date="2026-04-13T04:15:00Z" w16du:dateUtc="2026-04-13T11:15:00Z">
+        <w:r>
+          <w:t xml:space="preserve"> </w:t>
+        </w:r>
+      </w:ins>
+      <w:ins w:id="83" w:author="Ben Bolen" w:date="2026-04-13T04:14:00Z" w16du:dateUtc="2026-04-13T11:14:00Z">
+        <w:r>
+          <w:t>suggests that the model is sensitive to geometric parameter selection and interpretation,</w:t>
+        </w:r>
+      </w:ins>
+      <w:ins w:id="84" w:author="Ben Bolen" w:date="2026-04-13T04:15:00Z" w16du:dateUtc="2026-04-13T11:15:00Z">
+        <w:r>
+          <w:t xml:space="preserve"> </w:t>
+        </w:r>
+      </w:ins>
+      <w:ins w:id="85" w:author="Ben Bolen" w:date="2026-04-13T04:14:00Z" w16du:dateUtc="2026-04-13T11:14:00Z">
+        <w:r>
+          <w:t>particularly with respect to initial length and diameter definitions.</w:t>
+        </w:r>
+      </w:ins>
+    </w:p>
+    <w:p>
+      <w:pPr>
+        <w:pStyle w:val="ListParagraph"/>
+        <w:ind w:left="2160" w:firstLine="720"/>
+        <w:rPr>
+          <w:ins w:id="86" w:author="Ben Bolen" w:date="2026-04-13T04:14:00Z" w16du:dateUtc="2026-04-13T11:14:00Z"/>
+        </w:rPr>
+        <w:pPrChange w:id="87" w:author="Ben Bolen" w:date="2026-04-13T04:15:00Z" w16du:dateUtc="2026-04-13T11:15:00Z">
+          <w:pPr>
+            <w:pStyle w:val="ListParagraph"/>
+            <w:ind w:left="2160"/>
+          </w:pPr>
+        </w:pPrChange>
+      </w:pPr>
+      <w:ins w:id="88" w:author="Ben Bolen" w:date="2026-04-13T04:14:00Z" w16du:dateUtc="2026-04-13T11:14:00Z">
+        <w:r>
+          <w:t>In comparison, the present normalized model demonstrates improved consistency</w:t>
+        </w:r>
+      </w:ins>
+      <w:ins w:id="89" w:author="Ben Bolen" w:date="2026-04-13T04:15:00Z" w16du:dateUtc="2026-04-13T11:15:00Z">
+        <w:r>
+          <w:t xml:space="preserve"> </w:t>
+        </w:r>
+      </w:ins>
+      <w:ins w:id="90" w:author="Ben Bolen" w:date="2026-04-13T04:14:00Z" w16du:dateUtc="2026-04-13T11:14:00Z">
+        <w:r>
+          <w:t>across actuator lengths by incorporating experimentally derived scaling through F620 and</w:t>
+        </w:r>
+      </w:ins>
+      <w:ins w:id="91" w:author="Ben Bolen" w:date="2026-04-13T04:15:00Z" w16du:dateUtc="2026-04-13T11:15:00Z">
+        <w:r>
+          <w:t xml:space="preserve"> </w:t>
+        </w:r>
+      </w:ins>
+      <w:ins w:id="92" w:author="Ben Bolen" w:date="2026-04-13T04:14:00Z" w16du:dateUtc="2026-04-13T11:14:00Z">
+        <w:r>
+          <w:t>ϵ620. This normalization reduces sensitivity to geometric variation and enables a unified</w:t>
+        </w:r>
+      </w:ins>
+    </w:p>
+    <w:p>
+      <w:pPr>
+        <w:pStyle w:val="ListParagraph"/>
+        <w:ind w:left="2160"/>
+        <w:rPr>
+          <w:del w:id="93" w:author="Ben Bolen" w:date="2026-04-13T04:11:00Z" w16du:dateUtc="2026-04-13T11:11:00Z"/>
+        </w:rPr>
+      </w:pPr>
+      <w:ins w:id="94" w:author="Ben Bolen" w:date="2026-04-13T04:14:00Z" w16du:dateUtc="2026-04-13T11:14:00Z">
+        <w:r>
+          <w:t>representation of actuator behavior, while maintaining predictive accuracy over the tested</w:t>
+        </w:r>
+      </w:ins>
+      <w:ins w:id="95" w:author="Ben Bolen" w:date="2026-04-13T04:15:00Z" w16du:dateUtc="2026-04-13T11:15:00Z">
+        <w:r>
+          <w:t xml:space="preserve"> </w:t>
+        </w:r>
+      </w:ins>
+      <w:ins w:id="96" w:author="Ben Bolen" w:date="2026-04-13T04:14:00Z" w16du:dateUtc="2026-04-13T11:14:00Z">
+        <w:r>
+          <w:t>range of pressures and contractions.</w:t>
+        </w:r>
+      </w:ins>
+      <w:del w:id="97" w:author="Ben Bolen" w:date="2026-04-13T04:11:00Z" w16du:dateUtc="2026-04-13T11:11:00Z">
+        <w:r>
+          <w:delText xml:space="preserve">For the </w:delText>
+        </w:r>
+        <w:r>
+          <w:delText>ϕ10 mm BPA</w:delText>
+        </w:r>
+        <w:r>
+          <w:delText>, parameters from [25] were applied. In both cases, the maximum contraction parameter (</w:delText>
+        </w:r>
+        <w:r>
+          <w:delText>kmax</w:delText>
+        </w:r>
+        <w:r>
+          <w:delText>) was determined numerically by solving F(620, k) = 0, ensuring consistency with the experimental maximum-pressure condition.</w:delText>
+        </w:r>
+      </w:del>
+    </w:p>
+    <w:p>
+      <w:pPr>
+        <w:pStyle w:val="ListParagraph"/>
+        <w:ind w:left="2160"/>
+        <w:rPr>
+          <w:del w:id="98" w:author="Ben Bolen" w:date="2026-04-13T04:11:00Z" w16du:dateUtc="2026-04-13T11:11:00Z"/>
+        </w:rPr>
+        <w:pPrChange w:id="99" w:author="Alexander Hunt" w:date="2026-04-10T08:46:00Z" w16du:dateUtc="2026-04-10T15:46:00Z">
           <w:pPr>
             <w:pStyle w:val="ListParagraph"/>
             <w:ind w:left="1440"/>
@@ -1105,22 +1463,30 @@
       <w:pPr>
         <w:pStyle w:val="ListParagraph"/>
         <w:ind w:left="2160"/>
-        <w:pPrChange w:id="45" w:author="Alexander Hunt" w:date="2026-04-10T08:46:00Z" w16du:dateUtc="2026-04-10T15:46:00Z">
+        <w:rPr>
+          <w:del w:id="100" w:author="Ben Bolen" w:date="2026-04-13T04:11:00Z" w16du:dateUtc="2026-04-13T11:11:00Z"/>
+        </w:rPr>
+        <w:pPrChange w:id="101" w:author="Alexander Hunt" w:date="2026-04-10T08:46:00Z" w16du:dateUtc="2026-04-10T15:46:00Z">
           <w:pPr>
             <w:pStyle w:val="ListParagraph"/>
             <w:ind w:left="1440"/>
           </w:pPr>
         </w:pPrChange>
       </w:pPr>
-      <w:r>
-        <w:t>While the Sárosi models capture general trends in force–contraction behavior, discrepancies were observed when applying parameters derived from different actuator lengths. In particular, the model tends to overpredict force at higher pressures and low amounts of contraction, suggesting sensitivity to geometric scaling effects not explicitly accounted for in the formulation.</w:t>
-      </w:r>
+      <w:del w:id="102" w:author="Ben Bolen" w:date="2026-04-13T04:11:00Z" w16du:dateUtc="2026-04-13T11:11:00Z">
+        <w:r>
+          <w:delText>While the Sárosi models capture general trends in force–contraction behavior, discrepancies were observed when applying parameters derived from different actuator lengths. In particular, the model tends to overpredict force at higher pressures and low amounts of contraction, suggesting sensitivity to geometric scaling effects not explicitly accounted for in the formulation.</w:delText>
+        </w:r>
+      </w:del>
     </w:p>
     <w:p>
       <w:pPr>
         <w:pStyle w:val="ListParagraph"/>
         <w:ind w:left="2160"/>
-        <w:pPrChange w:id="46" w:author="Alexander Hunt" w:date="2026-04-10T08:46:00Z" w16du:dateUtc="2026-04-10T15:46:00Z">
+        <w:rPr>
+          <w:del w:id="103" w:author="Ben Bolen" w:date="2026-04-13T04:11:00Z" w16du:dateUtc="2026-04-13T11:11:00Z"/>
+        </w:rPr>
+        <w:pPrChange w:id="104" w:author="Alexander Hunt" w:date="2026-04-10T08:46:00Z" w16du:dateUtc="2026-04-10T15:46:00Z">
           <w:pPr>
             <w:pStyle w:val="ListParagraph"/>
             <w:ind w:left="1440"/>
@@ -1132,22 +1498,30 @@
       <w:pPr>
         <w:pStyle w:val="ListParagraph"/>
         <w:ind w:left="2160"/>
-        <w:pPrChange w:id="47" w:author="Alexander Hunt" w:date="2026-04-10T08:46:00Z" w16du:dateUtc="2026-04-10T15:46:00Z">
+        <w:rPr>
+          <w:del w:id="105" w:author="Ben Bolen" w:date="2026-04-13T04:11:00Z" w16du:dateUtc="2026-04-13T11:11:00Z"/>
+        </w:rPr>
+        <w:pPrChange w:id="106" w:author="Alexander Hunt" w:date="2026-04-10T08:46:00Z" w16du:dateUtc="2026-04-10T15:46:00Z">
           <w:pPr>
             <w:pStyle w:val="ListParagraph"/>
             <w:ind w:left="1440"/>
           </w:pPr>
         </w:pPrChange>
       </w:pPr>
-      <w:r>
-        <w:t>The Martens and Boblan model is derived from a geometric and material-based framework and provides a more physically grounded representation of actuator behavior. However, its accuracy depends strongly on precise geometric parameters, including braid angle, wall thickness, and fiber length. Small deviations in these parameters can lead to significant differences in predicted force, particularly at higher pressures.</w:t>
-      </w:r>
+      <w:del w:id="107" w:author="Ben Bolen" w:date="2026-04-13T04:11:00Z" w16du:dateUtc="2026-04-13T11:11:00Z">
+        <w:r>
+          <w:delText>The Martens and Boblan model is derived from a geometric and material-based framework and provides a more physically grounded representation of actuator behavior. However, its accuracy depends strongly on precise geometric parameters, including braid angle, wall thickness, and fiber length. Small deviations in these parameters can lead to significant differences in predicted force, particularly at higher pressures.</w:delText>
+        </w:r>
+      </w:del>
     </w:p>
     <w:p>
       <w:pPr>
         <w:pStyle w:val="ListParagraph"/>
         <w:ind w:left="2160"/>
-        <w:pPrChange w:id="48" w:author="Alexander Hunt" w:date="2026-04-10T08:46:00Z" w16du:dateUtc="2026-04-10T15:46:00Z">
+        <w:rPr>
+          <w:del w:id="108" w:author="Ben Bolen" w:date="2026-04-13T04:11:00Z" w16du:dateUtc="2026-04-13T11:11:00Z"/>
+        </w:rPr>
+        <w:pPrChange w:id="109" w:author="Alexander Hunt" w:date="2026-04-10T08:46:00Z" w16du:dateUtc="2026-04-10T15:46:00Z">
           <w:pPr>
             <w:pStyle w:val="ListParagraph"/>
             <w:ind w:left="1440"/>
@@ -1159,153 +1533,183 @@
       <w:pPr>
         <w:pStyle w:val="ListParagraph"/>
         <w:ind w:left="2160"/>
-        <w:pPrChange w:id="49" w:author="Alexander Hunt" w:date="2026-04-10T08:46:00Z" w16du:dateUtc="2026-04-10T15:46:00Z">
+        <w:rPr>
+          <w:del w:id="110" w:author="Ben Bolen" w:date="2026-04-13T04:15:00Z" w16du:dateUtc="2026-04-13T11:15:00Z"/>
+        </w:rPr>
+        <w:pPrChange w:id="111" w:author="Alexander Hunt" w:date="2026-04-10T08:46:00Z" w16du:dateUtc="2026-04-10T15:46:00Z">
           <w:pPr>
             <w:pStyle w:val="ListParagraph"/>
             <w:ind w:left="1440"/>
           </w:pPr>
         </w:pPrChange>
       </w:pPr>
-      <w:r>
-        <w:t>The Martens and Boblan model was evaluated at the same pressure</w:t>
-      </w:r>
-      <w:ins w:id="50" w:author="Alexander Hunt" w:date="2026-04-10T08:49:00Z" w16du:dateUtc="2026-04-10T15:49:00Z">
-        <w:r>
-          <w:t xml:space="preserve"> </w:t>
-        </w:r>
-      </w:ins>
-      <w:del w:id="51" w:author="Alexander Hunt" w:date="2026-04-10T08:49:00Z" w16du:dateUtc="2026-04-10T15:49:00Z">
+      <w:del w:id="112" w:author="Ben Bolen" w:date="2026-04-13T04:15:00Z" w16du:dateUtc="2026-04-13T11:15:00Z">
+        <w:r>
+          <w:delText>The Martens and Boblan model was evaluated at the same pressure</w:delText>
+        </w:r>
+      </w:del>
+      <w:ins w:id="113" w:author="Alexander Hunt" w:date="2026-04-10T08:49:00Z" w16du:dateUtc="2026-04-10T15:49:00Z">
+        <w:del w:id="114" w:author="Ben Bolen" w:date="2026-04-13T04:15:00Z" w16du:dateUtc="2026-04-13T11:15:00Z">
+          <w:r>
+            <w:delText xml:space="preserve"> </w:delText>
+          </w:r>
+        </w:del>
+      </w:ins>
+      <w:del w:id="115" w:author="Ben Bolen" w:date="2026-04-13T04:15:00Z" w16du:dateUtc="2026-04-13T11:15:00Z">
         <w:r>
           <w:delText>–</w:delText>
         </w:r>
       </w:del>
-      <w:ins w:id="52" w:author="Alexander Hunt" w:date="2026-04-10T08:49:00Z" w16du:dateUtc="2026-04-10T15:49:00Z">
-        <w:r>
-          <w:t xml:space="preserve">and </w:t>
-        </w:r>
-      </w:ins>
-      <w:r>
-        <w:t>contraction points as is in their experimental data</w:t>
-      </w:r>
-      <w:ins w:id="53" w:author="Alexander Hunt" w:date="2026-04-10T08:50:00Z" w16du:dateUtc="2026-04-10T15:50:00Z">
-        <w:r>
-          <w:t>.</w:t>
-        </w:r>
-      </w:ins>
-      <w:del w:id="54" w:author="Alexander Hunt" w:date="2026-04-10T08:50:00Z" w16du:dateUtc="2026-04-10T15:50:00Z">
+      <w:ins w:id="116" w:author="Alexander Hunt" w:date="2026-04-10T08:49:00Z" w16du:dateUtc="2026-04-10T15:49:00Z">
+        <w:del w:id="117" w:author="Ben Bolen" w:date="2026-04-13T04:15:00Z" w16du:dateUtc="2026-04-13T11:15:00Z">
+          <w:r>
+            <w:delText xml:space="preserve">and </w:delText>
+          </w:r>
+        </w:del>
+      </w:ins>
+      <w:del w:id="118" w:author="Ben Bolen" w:date="2026-04-13T04:15:00Z" w16du:dateUtc="2026-04-13T11:15:00Z">
+        <w:r>
+          <w:delText>contraction points as is in their experimental data</w:delText>
+        </w:r>
+      </w:del>
+      <w:ins w:id="119" w:author="Alexander Hunt" w:date="2026-04-10T08:50:00Z" w16du:dateUtc="2026-04-10T15:50:00Z">
+        <w:del w:id="120" w:author="Ben Bolen" w:date="2026-04-13T04:15:00Z" w16du:dateUtc="2026-04-13T11:15:00Z">
+          <w:r>
+            <w:delText>.</w:delText>
+          </w:r>
+        </w:del>
+      </w:ins>
+      <w:del w:id="121" w:author="Ben Bolen" w:date="2026-04-13T04:15:00Z" w16du:dateUtc="2026-04-13T11:15:00Z">
         <w:r>
           <w:delText>,</w:delText>
         </w:r>
       </w:del>
-      <w:ins w:id="55" w:author="Alexander Hunt" w:date="2026-04-10T08:50:00Z" w16du:dateUtc="2026-04-10T15:50:00Z">
-        <w:r>
-          <w:t xml:space="preserve"> Initial application of the model demonstrated that </w:t>
-        </w:r>
-      </w:ins>
-      <w:del w:id="56" w:author="Alexander Hunt" w:date="2026-04-10T08:50:00Z" w16du:dateUtc="2026-04-10T15:50:00Z">
-        <w:r>
-          <w:delText xml:space="preserve"> indicating that </w:delText>
-        </w:r>
-      </w:del>
-      <w:r>
-        <w:t>it reproduce</w:t>
-      </w:r>
-      <w:ins w:id="57" w:author="Alexander Hunt" w:date="2026-04-10T08:50:00Z" w16du:dateUtc="2026-04-10T15:50:00Z">
-        <w:r>
-          <w:t>d</w:t>
-        </w:r>
-      </w:ins>
-      <w:del w:id="58" w:author="Alexander Hunt" w:date="2026-04-10T08:50:00Z" w16du:dateUtc="2026-04-10T15:50:00Z">
-        <w:r>
-          <w:delText>s</w:delText>
-        </w:r>
-      </w:del>
-      <w:r>
-        <w:t xml:space="preserve"> the </w:t>
-      </w:r>
-      <w:r>
-        <w:t xml:space="preserve">general </w:t>
-      </w:r>
-      <w:r>
-        <w:lastRenderedPageBreak/>
-        <w:t xml:space="preserve">published force–map shape but </w:t>
-      </w:r>
-      <w:ins w:id="59" w:author="Alexander Hunt" w:date="2026-04-10T08:51:00Z" w16du:dateUtc="2026-04-10T15:51:00Z">
-        <w:r>
-          <w:t xml:space="preserve">had a mismatch to the magnitude. Further exploration of the model showed that it </w:t>
-        </w:r>
-      </w:ins>
-      <w:r>
-        <w:t xml:space="preserve">is </w:t>
-      </w:r>
-      <w:ins w:id="60" w:author="Alexander Hunt" w:date="2026-04-10T08:51:00Z" w16du:dateUtc="2026-04-10T15:51:00Z">
-        <w:r>
-          <w:t xml:space="preserve">very </w:t>
-        </w:r>
-      </w:ins>
-      <w:r>
-        <w:t>sensitive to the assumed initial geometry</w:t>
-      </w:r>
-      <w:ins w:id="61" w:author="Alexander Hunt" w:date="2026-04-10T08:51:00Z" w16du:dateUtc="2026-04-10T15:51:00Z">
-        <w:r>
-          <w:t xml:space="preserve">, which was not fully reported in </w:t>
-        </w:r>
-      </w:ins>
-      <w:ins w:id="62" w:author="Alexander Hunt" w:date="2026-04-10T08:52:00Z" w16du:dateUtc="2026-04-10T15:52:00Z">
-        <w:r>
-          <w:t>the paper</w:t>
-        </w:r>
-      </w:ins>
-      <w:r>
-        <w:t xml:space="preserve">. Using </w:t>
-      </w:r>
-      <w:ins w:id="63" w:author="Alexander Hunt" w:date="2026-04-10T08:52:00Z" w16du:dateUtc="2026-04-10T15:52:00Z">
-        <w:r>
-          <w:t xml:space="preserve">the </w:t>
-        </w:r>
-      </w:ins>
-      <w:r>
-        <w:t xml:space="preserve">nominal actuator dimensions resulted in under-prediction of force, whereas using the measured initial maximum length and </w:t>
-      </w:r>
-      <w:del w:id="64" w:author="Alexander Hunt" w:date="2026-04-10T08:54:00Z" w16du:dateUtc="2026-04-10T15:54:00Z">
-        <w:r>
-          <w:delText>a larger effective initial diameter</w:delText>
-        </w:r>
-      </w:del>
-      <w:ins w:id="65" w:author="Alexander Hunt" w:date="2026-04-10T08:54:00Z" w16du:dateUtc="2026-04-10T15:54:00Z">
-        <w:r>
-          <w:t xml:space="preserve">the measured outer diameter of the actuator (slightly larger than the 10 and 20 mm </w:t>
-        </w:r>
-      </w:ins>
-      <w:ins w:id="66" w:author="Alexander Hunt" w:date="2026-04-10T08:55:00Z" w16du:dateUtc="2026-04-10T15:55:00Z">
-        <w:r>
-          <w:t>catalog</w:t>
-        </w:r>
-      </w:ins>
-      <w:ins w:id="67" w:author="Alexander Hunt" w:date="2026-04-10T08:54:00Z" w16du:dateUtc="2026-04-10T15:54:00Z">
-        <w:r>
-          <w:t xml:space="preserve"> v</w:t>
-        </w:r>
-      </w:ins>
-      <w:ins w:id="68" w:author="Alexander Hunt" w:date="2026-04-10T08:55:00Z" w16du:dateUtc="2026-04-10T15:55:00Z">
-        <w:r>
-          <w:t>alues)</w:t>
-        </w:r>
-      </w:ins>
-      <w:r>
-        <w:t xml:space="preserve"> </w:t>
-      </w:r>
-      <w:del w:id="69" w:author="Alexander Hunt" w:date="2026-04-10T08:52:00Z" w16du:dateUtc="2026-04-10T15:52:00Z">
+      <w:ins w:id="122" w:author="Alexander Hunt" w:date="2026-04-10T08:50:00Z" w16du:dateUtc="2026-04-10T15:50:00Z">
+        <w:del w:id="123" w:author="Ben Bolen" w:date="2026-04-13T04:15:00Z" w16du:dateUtc="2026-04-13T11:15:00Z">
+          <w:r>
+            <w:delText xml:space="preserve"> Initial application of </w:delText>
+          </w:r>
+          <w:r>
+            <w:lastRenderedPageBreak/>
+            <w:delText xml:space="preserve">the model demonstrated that </w:delText>
+          </w:r>
+        </w:del>
+      </w:ins>
+      <w:del w:id="124" w:author="Ben Bolen" w:date="2026-04-13T04:15:00Z" w16du:dateUtc="2026-04-13T11:15:00Z">
+        <w:r>
+          <w:delText xml:space="preserve"> indicating that it reproduce</w:delText>
+        </w:r>
+      </w:del>
+      <w:ins w:id="125" w:author="Alexander Hunt" w:date="2026-04-10T08:50:00Z" w16du:dateUtc="2026-04-10T15:50:00Z">
+        <w:del w:id="126" w:author="Ben Bolen" w:date="2026-04-13T04:15:00Z" w16du:dateUtc="2026-04-13T11:15:00Z">
+          <w:r>
+            <w:delText>d</w:delText>
+          </w:r>
+        </w:del>
+      </w:ins>
+      <w:del w:id="127" w:author="Ben Bolen" w:date="2026-04-13T04:15:00Z" w16du:dateUtc="2026-04-13T11:15:00Z">
+        <w:r>
+          <w:delText xml:space="preserve">s the </w:delText>
+        </w:r>
+        <w:r>
+          <w:delText xml:space="preserve">general </w:delText>
+        </w:r>
+        <w:r>
+          <w:delText xml:space="preserve">published force–map shape but </w:delText>
+        </w:r>
+      </w:del>
+      <w:ins w:id="128" w:author="Alexander Hunt" w:date="2026-04-10T08:51:00Z" w16du:dateUtc="2026-04-10T15:51:00Z">
+        <w:del w:id="129" w:author="Ben Bolen" w:date="2026-04-13T04:15:00Z" w16du:dateUtc="2026-04-13T11:15:00Z">
+          <w:r>
+            <w:delText xml:space="preserve">had a mismatch to the magnitude. Further exploration of the model showed that it </w:delText>
+          </w:r>
+        </w:del>
+      </w:ins>
+      <w:del w:id="130" w:author="Ben Bolen" w:date="2026-04-13T04:15:00Z" w16du:dateUtc="2026-04-13T11:15:00Z">
+        <w:r>
+          <w:delText xml:space="preserve">is </w:delText>
+        </w:r>
+      </w:del>
+      <w:ins w:id="131" w:author="Alexander Hunt" w:date="2026-04-10T08:51:00Z" w16du:dateUtc="2026-04-10T15:51:00Z">
+        <w:del w:id="132" w:author="Ben Bolen" w:date="2026-04-13T04:15:00Z" w16du:dateUtc="2026-04-13T11:15:00Z">
+          <w:r>
+            <w:delText xml:space="preserve">very </w:delText>
+          </w:r>
+        </w:del>
+      </w:ins>
+      <w:del w:id="133" w:author="Ben Bolen" w:date="2026-04-13T04:15:00Z" w16du:dateUtc="2026-04-13T11:15:00Z">
+        <w:r>
+          <w:delText>sensitive to the assumed initial geometry</w:delText>
+        </w:r>
+      </w:del>
+      <w:ins w:id="134" w:author="Alexander Hunt" w:date="2026-04-10T08:51:00Z" w16du:dateUtc="2026-04-10T15:51:00Z">
+        <w:del w:id="135" w:author="Ben Bolen" w:date="2026-04-13T04:15:00Z" w16du:dateUtc="2026-04-13T11:15:00Z">
+          <w:r>
+            <w:delText xml:space="preserve">, which was not fully reported in </w:delText>
+          </w:r>
+        </w:del>
+      </w:ins>
+      <w:ins w:id="136" w:author="Alexander Hunt" w:date="2026-04-10T08:52:00Z" w16du:dateUtc="2026-04-10T15:52:00Z">
+        <w:del w:id="137" w:author="Ben Bolen" w:date="2026-04-13T04:15:00Z" w16du:dateUtc="2026-04-13T11:15:00Z">
+          <w:r>
+            <w:delText>the paper</w:delText>
+          </w:r>
+        </w:del>
+      </w:ins>
+      <w:del w:id="138" w:author="Ben Bolen" w:date="2026-04-13T04:15:00Z" w16du:dateUtc="2026-04-13T11:15:00Z">
+        <w:r>
+          <w:delText xml:space="preserve">. Using </w:delText>
+        </w:r>
+      </w:del>
+      <w:ins w:id="139" w:author="Alexander Hunt" w:date="2026-04-10T08:52:00Z" w16du:dateUtc="2026-04-10T15:52:00Z">
+        <w:del w:id="140" w:author="Ben Bolen" w:date="2026-04-13T04:15:00Z" w16du:dateUtc="2026-04-13T11:15:00Z">
+          <w:r>
+            <w:delText xml:space="preserve">the </w:delText>
+          </w:r>
+        </w:del>
+      </w:ins>
+      <w:del w:id="141" w:author="Ben Bolen" w:date="2026-04-13T04:15:00Z" w16du:dateUtc="2026-04-13T11:15:00Z">
+        <w:r>
+          <w:delText>nominal actuator dimensions resulted in under-prediction of force, whereas using the measured initial maximum length and a larger effective initial diameter</w:delText>
+        </w:r>
+      </w:del>
+      <w:ins w:id="142" w:author="Alexander Hunt" w:date="2026-04-10T08:54:00Z" w16du:dateUtc="2026-04-10T15:54:00Z">
+        <w:del w:id="143" w:author="Ben Bolen" w:date="2026-04-13T04:15:00Z" w16du:dateUtc="2026-04-13T11:15:00Z">
+          <w:r>
+            <w:delText xml:space="preserve">the measured outer diameter of the actuator (slightly larger than the 10 and 20 mm </w:delText>
+          </w:r>
+        </w:del>
+      </w:ins>
+      <w:ins w:id="144" w:author="Alexander Hunt" w:date="2026-04-10T08:55:00Z" w16du:dateUtc="2026-04-10T15:55:00Z">
+        <w:del w:id="145" w:author="Ben Bolen" w:date="2026-04-13T04:15:00Z" w16du:dateUtc="2026-04-13T11:15:00Z">
+          <w:r>
+            <w:delText>catalog</w:delText>
+          </w:r>
+        </w:del>
+      </w:ins>
+      <w:ins w:id="146" w:author="Alexander Hunt" w:date="2026-04-10T08:54:00Z" w16du:dateUtc="2026-04-10T15:54:00Z">
+        <w:del w:id="147" w:author="Ben Bolen" w:date="2026-04-13T04:15:00Z" w16du:dateUtc="2026-04-13T11:15:00Z">
+          <w:r>
+            <w:delText xml:space="preserve"> v</w:delText>
+          </w:r>
+        </w:del>
+      </w:ins>
+      <w:ins w:id="148" w:author="Alexander Hunt" w:date="2026-04-10T08:55:00Z" w16du:dateUtc="2026-04-10T15:55:00Z">
+        <w:del w:id="149" w:author="Ben Bolen" w:date="2026-04-13T04:15:00Z" w16du:dateUtc="2026-04-13T11:15:00Z">
+          <w:r>
+            <w:delText>alues)</w:delText>
+          </w:r>
+        </w:del>
+      </w:ins>
+      <w:del w:id="150" w:author="Ben Bolen" w:date="2026-04-13T04:15:00Z" w16du:dateUtc="2026-04-13T11:15:00Z">
+        <w:r>
+          <w:delText xml:space="preserve"> </w:delText>
+        </w:r>
         <w:r>
           <w:delText>(</w:delText>
         </w:r>
-      </w:del>
-      <w:r>
-        <w:t xml:space="preserve">substantially reduced the error. </w:t>
-      </w:r>
-      <w:del w:id="70" w:author="Alexander Hunt" w:date="2026-04-10T08:53:00Z" w16du:dateUtc="2026-04-10T15:53:00Z">
-        <w:r>
-          <w:delText>This suggests that the model is sensitive to geometric parameter selection and interpretation, particularly with respect to initial length and diameter definitions.</w:delText>
+        <w:r>
+          <w:delText>substantially reduced the error. This suggests that the model is sensitive to geometric parameter selection and interpretation, particularly with respect to initial length and diameter definitions.</w:delText>
         </w:r>
       </w:del>
     </w:p>
@@ -1313,7 +1717,10 @@
       <w:pPr>
         <w:pStyle w:val="ListParagraph"/>
         <w:ind w:left="2160"/>
-        <w:pPrChange w:id="71" w:author="Alexander Hunt" w:date="2026-04-10T08:46:00Z" w16du:dateUtc="2026-04-10T15:46:00Z">
+        <w:rPr>
+          <w:del w:id="151" w:author="Ben Bolen" w:date="2026-04-13T04:15:00Z" w16du:dateUtc="2026-04-13T11:15:00Z"/>
+        </w:rPr>
+        <w:pPrChange w:id="152" w:author="Alexander Hunt" w:date="2026-04-10T08:46:00Z" w16du:dateUtc="2026-04-10T15:46:00Z">
           <w:pPr>
             <w:pStyle w:val="ListParagraph"/>
             <w:ind w:left="1440"/>
@@ -1325,40 +1732,45 @@
       <w:pPr>
         <w:pStyle w:val="ListParagraph"/>
         <w:ind w:left="2160"/>
-        <w:pPrChange w:id="72" w:author="Alexander Hunt" w:date="2026-04-10T08:46:00Z" w16du:dateUtc="2026-04-10T15:46:00Z">
+        <w:rPr>
+          <w:del w:id="153" w:author="Ben Bolen" w:date="2026-04-13T04:15:00Z" w16du:dateUtc="2026-04-13T11:15:00Z"/>
+        </w:rPr>
+        <w:pPrChange w:id="154" w:author="Alexander Hunt" w:date="2026-04-10T08:46:00Z" w16du:dateUtc="2026-04-10T15:46:00Z">
           <w:pPr>
             <w:pStyle w:val="ListParagraph"/>
             <w:ind w:left="1440"/>
           </w:pPr>
         </w:pPrChange>
       </w:pPr>
-      <w:r>
-        <w:t xml:space="preserve">In comparison, the present normalized model demonstrates improved consistency across actuator lengths by incorporating experimentally derived scaling through </w:t>
-      </w:r>
-      <w:r>
-        <w:t>F</w:t>
-      </w:r>
-      <w:r>
-        <w:rPr>
-          <w:vertAlign w:val="subscript"/>
-        </w:rPr>
-        <w:t>620</w:t>
-      </w:r>
-      <w:r>
-        <w:t xml:space="preserve"> and </w:t>
-      </w:r>
-      <w:r>
-        <w:t>ϵ</w:t>
-      </w:r>
-      <w:r>
-        <w:rPr>
-          <w:vertAlign w:val="subscript"/>
-        </w:rPr>
-        <w:t>620</w:t>
-      </w:r>
-      <w:r>
-        <w:t>. This normalization reduces sensitivity to geometric variation and enables a unified representation of actuator behavior, while maintaining predictive accuracy over the tested range of pressures and contractions.</w:t>
-      </w:r>
+      <w:del w:id="155" w:author="Ben Bolen" w:date="2026-04-13T04:15:00Z" w16du:dateUtc="2026-04-13T11:15:00Z">
+        <w:r>
+          <w:delText xml:space="preserve">In comparison, the present normalized model demonstrates improved consistency across actuator lengths by incorporating experimentally derived scaling through </w:delText>
+        </w:r>
+        <w:r>
+          <w:delText>F</w:delText>
+        </w:r>
+        <w:r>
+          <w:rPr>
+            <w:vertAlign w:val="subscript"/>
+          </w:rPr>
+          <w:delText>620</w:delText>
+        </w:r>
+        <w:r>
+          <w:delText xml:space="preserve"> and </w:delText>
+        </w:r>
+        <w:r>
+          <w:delText>ϵ</w:delText>
+        </w:r>
+        <w:r>
+          <w:rPr>
+            <w:vertAlign w:val="subscript"/>
+          </w:rPr>
+          <w:delText>620</w:delText>
+        </w:r>
+        <w:r>
+          <w:delText>. This normalization reduces sensitivity to geometric variation and enables a unified representation of actuator behavior, while maintaining predictive accuracy over the tested range of pressures and contractions.</w:delText>
+        </w:r>
+      </w:del>
     </w:p>
     <w:p>
       <w:pPr>
@@ -1517,7 +1929,7 @@
         <w:pStyle w:val="ListParagraph"/>
         <w:ind w:left="1440"/>
       </w:pPr>
-      <w:ins w:id="73" w:author="Alexander Hunt" w:date="2026-04-10T10:42:00Z" w16du:dateUtc="2026-04-10T17:42:00Z">
+      <w:ins w:id="156" w:author="Alexander Hunt" w:date="2026-04-10T10:42:00Z" w16du:dateUtc="2026-04-10T17:42:00Z">
         <w:r>
           <w:t xml:space="preserve">This is an excellent question. We attempted to answer this within the text, but perhaps it was not clear. </w:t>
         </w:r>
@@ -1543,12 +1955,12 @@
       <w:r>
         <w:t xml:space="preserve"> </w:t>
       </w:r>
-      <w:del w:id="74" w:author="Alexander Hunt" w:date="2026-04-10T10:43:00Z" w16du:dateUtc="2026-04-10T17:43:00Z">
+      <w:del w:id="157" w:author="Alexander Hunt" w:date="2026-04-10T10:43:00Z" w16du:dateUtc="2026-04-10T17:43:00Z">
         <w:r>
           <w:delText xml:space="preserve">The </w:delText>
         </w:r>
       </w:del>
-      <w:ins w:id="75" w:author="Alexander Hunt" w:date="2026-04-10T10:43:00Z" w16du:dateUtc="2026-04-10T17:43:00Z">
+      <w:ins w:id="158" w:author="Alexander Hunt" w:date="2026-04-10T10:43:00Z" w16du:dateUtc="2026-04-10T17:43:00Z">
         <w:r>
           <w:t xml:space="preserve">We have modified </w:t>
         </w:r>
@@ -1560,7 +1972,7 @@
           <w:t>in the nondimensionalization section of the discussion to read as follows:</w:t>
         </w:r>
       </w:ins>
-      <w:del w:id="76" w:author="Alexander Hunt" w:date="2026-04-10T10:44:00Z" w16du:dateUtc="2026-04-10T17:44:00Z">
+      <w:del w:id="159" w:author="Alexander Hunt" w:date="2026-04-10T10:44:00Z" w16du:dateUtc="2026-04-10T17:44:00Z">
         <w:r>
           <w:delText>following paragraph is in the text and has not been modified:</w:delText>
         </w:r>
@@ -1589,7 +2001,7 @@
       <w:r>
         <w:t xml:space="preserve"> = 620 kPa is the maximum supply pressure </w:t>
       </w:r>
-      <w:ins w:id="77" w:author="Alexander Hunt" w:date="2026-04-10T10:44:00Z" w16du:dateUtc="2026-04-10T17:44:00Z">
+      <w:ins w:id="160" w:author="Alexander Hunt" w:date="2026-04-10T10:44:00Z" w16du:dateUtc="2026-04-10T17:44:00Z">
         <w:r>
           <w:t xml:space="preserve">of our building and </w:t>
         </w:r>
@@ -1597,7 +2009,7 @@
       <w:r>
         <w:t xml:space="preserve">for our system, and </w:t>
       </w:r>
-      <w:ins w:id="78" w:author="Alexander Hunt" w:date="2026-04-10T10:44:00Z" w16du:dateUtc="2026-04-10T17:44:00Z">
+      <w:ins w:id="161" w:author="Alexander Hunt" w:date="2026-04-10T10:44:00Z" w16du:dateUtc="2026-04-10T17:44:00Z">
         <w:r>
           <w:t xml:space="preserve">we note that </w:t>
         </w:r>
@@ -1605,29 +2017,29 @@
       <w:r>
         <w:t>other users of this actuator may use a different supply pressure.</w:t>
       </w:r>
-      <w:del w:id="79" w:author="Alexander Hunt" w:date="2026-04-10T10:44:00Z" w16du:dateUtc="2026-04-10T17:44:00Z">
+      <w:del w:id="162" w:author="Alexander Hunt" w:date="2026-04-10T10:44:00Z" w16du:dateUtc="2026-04-10T17:44:00Z">
         <w:r>
           <w:delText xml:space="preserve"> However, t</w:delText>
         </w:r>
       </w:del>
-      <w:ins w:id="80" w:author="Alexander Hunt" w:date="2026-04-10T10:46:00Z" w16du:dateUtc="2026-04-10T17:46:00Z">
+      <w:ins w:id="163" w:author="Alexander Hunt" w:date="2026-04-10T10:46:00Z" w16du:dateUtc="2026-04-10T17:46:00Z">
         <w:r>
           <w:t xml:space="preserve"> </w:t>
         </w:r>
       </w:ins>
-      <w:moveToRangeStart w:id="81" w:author="Alexander Hunt" w:date="2026-04-10T10:46:00Z" w:name="move226710425"/>
-      <w:moveTo w:id="82" w:author="Alexander Hunt" w:date="2026-04-10T10:46:00Z" w16du:dateUtc="2026-04-10T17:46:00Z">
+      <w:moveToRangeStart w:id="164" w:author="Alexander Hunt" w:date="2026-04-10T10:46:00Z" w:name="move226710425"/>
+      <w:moveTo w:id="165" w:author="Alexander Hunt" w:date="2026-04-10T10:46:00Z" w16du:dateUtc="2026-04-10T17:46:00Z">
         <w:r>
           <w:t xml:space="preserve">This equation will work for any pressure supplies below 620 kPa . </w:t>
         </w:r>
       </w:moveTo>
-      <w:moveToRangeEnd w:id="81"/>
-      <w:ins w:id="83" w:author="Alexander Hunt" w:date="2026-04-10T10:46:00Z" w16du:dateUtc="2026-04-10T17:46:00Z">
+      <w:moveToRangeEnd w:id="164"/>
+      <w:ins w:id="166" w:author="Alexander Hunt" w:date="2026-04-10T10:46:00Z" w16du:dateUtc="2026-04-10T17:46:00Z">
         <w:r>
           <w:t xml:space="preserve">Additionally, </w:t>
         </w:r>
       </w:ins>
-      <w:ins w:id="84" w:author="Alexander Hunt" w:date="2026-04-10T10:47:00Z" w16du:dateUtc="2026-04-10T17:47:00Z">
+      <w:ins w:id="167" w:author="Alexander Hunt" w:date="2026-04-10T10:47:00Z" w16du:dateUtc="2026-04-10T17:47:00Z">
         <w:r>
           <w:t>t</w:t>
         </w:r>
@@ -1635,7 +2047,7 @@
       <w:r>
         <w:t>his supply pressure is not required</w:t>
       </w:r>
-      <w:ins w:id="85" w:author="Alexander Hunt" w:date="2026-04-10T10:45:00Z" w16du:dateUtc="2026-04-10T17:45:00Z">
+      <w:ins w:id="168" w:author="Alexander Hunt" w:date="2026-04-10T10:45:00Z" w16du:dateUtc="2026-04-10T17:45:00Z">
         <w:r>
           <w:t xml:space="preserve"> for these equations</w:t>
         </w:r>
@@ -1643,7 +2055,7 @@
       <w:r>
         <w:t xml:space="preserve">, and </w:t>
       </w:r>
-      <w:del w:id="86" w:author="Alexander Hunt" w:date="2026-04-10T10:45:00Z" w16du:dateUtc="2026-04-10T17:45:00Z">
+      <w:del w:id="169" w:author="Alexander Hunt" w:date="2026-04-10T10:45:00Z" w16du:dateUtc="2026-04-10T17:45:00Z">
         <w:r>
           <w:delText xml:space="preserve">normalizing by </w:delText>
         </w:r>
@@ -1651,7 +2063,7 @@
       <w:r>
         <w:t xml:space="preserve">this value was chosen </w:t>
       </w:r>
-      <w:ins w:id="87" w:author="Alexander Hunt" w:date="2026-04-10T10:45:00Z" w16du:dateUtc="2026-04-10T17:45:00Z">
+      <w:ins w:id="170" w:author="Alexander Hunt" w:date="2026-04-10T10:45:00Z" w16du:dateUtc="2026-04-10T17:45:00Z">
         <w:r>
           <w:t xml:space="preserve">for normalizing </w:t>
         </w:r>
@@ -1659,12 +2071,12 @@
       <w:r>
         <w:t xml:space="preserve">as a method </w:t>
       </w:r>
-      <w:del w:id="88" w:author="Alexander Hunt" w:date="2026-04-10T10:47:00Z" w16du:dateUtc="2026-04-10T17:47:00Z">
+      <w:del w:id="171" w:author="Alexander Hunt" w:date="2026-04-10T10:47:00Z" w16du:dateUtc="2026-04-10T17:47:00Z">
         <w:r>
           <w:delText>for improving the</w:delText>
         </w:r>
       </w:del>
-      <w:ins w:id="89" w:author="Alexander Hunt" w:date="2026-04-10T10:47:00Z" w16du:dateUtc="2026-04-10T17:47:00Z">
+      <w:ins w:id="172" w:author="Alexander Hunt" w:date="2026-04-10T10:47:00Z" w16du:dateUtc="2026-04-10T17:47:00Z">
         <w:r>
           <w:t>that improves</w:t>
         </w:r>
@@ -1672,7 +2084,7 @@
       <w:r>
         <w:t xml:space="preserve"> optimization </w:t>
       </w:r>
-      <w:del w:id="90" w:author="Alexander Hunt" w:date="2026-04-10T10:47:00Z" w16du:dateUtc="2026-04-10T17:47:00Z">
+      <w:del w:id="173" w:author="Alexander Hunt" w:date="2026-04-10T10:47:00Z" w16du:dateUtc="2026-04-10T17:47:00Z">
         <w:r>
           <w:delText xml:space="preserve">techniques </w:delText>
         </w:r>
@@ -1680,37 +2092,37 @@
       <w:r>
         <w:t xml:space="preserve">by reducing the sensitivity of the term associated with pressure. </w:t>
       </w:r>
-      <w:ins w:id="91" w:author="Alexander Hunt" w:date="2026-04-10T10:45:00Z" w16du:dateUtc="2026-04-10T17:45:00Z">
+      <w:ins w:id="174" w:author="Alexander Hunt" w:date="2026-04-10T10:45:00Z" w16du:dateUtc="2026-04-10T17:45:00Z">
         <w:r>
           <w:t xml:space="preserve">This value is divided into the whole </w:t>
         </w:r>
       </w:ins>
-      <w:ins w:id="92" w:author="Alexander Hunt" w:date="2026-04-10T10:48:00Z" w16du:dateUtc="2026-04-10T17:48:00Z">
+      <w:ins w:id="175" w:author="Alexander Hunt" w:date="2026-04-10T10:48:00Z" w16du:dateUtc="2026-04-10T17:48:00Z">
         <w:r>
           <w:t>system and</w:t>
         </w:r>
       </w:ins>
-      <w:ins w:id="93" w:author="Alexander Hunt" w:date="2026-04-10T10:45:00Z" w16du:dateUtc="2026-04-10T17:45:00Z">
+      <w:ins w:id="176" w:author="Alexander Hunt" w:date="2026-04-10T10:45:00Z" w16du:dateUtc="2026-04-10T17:45:00Z">
         <w:r>
           <w:t xml:space="preserve"> </w:t>
         </w:r>
       </w:ins>
-      <w:ins w:id="94" w:author="Alexander Hunt" w:date="2026-04-10T10:46:00Z" w16du:dateUtc="2026-04-10T17:46:00Z">
+      <w:ins w:id="177" w:author="Alexander Hunt" w:date="2026-04-10T10:46:00Z" w16du:dateUtc="2026-04-10T17:46:00Z">
         <w:r>
           <w:t xml:space="preserve">can easily be multiplied back in to eliminate the normalization if desired. </w:t>
         </w:r>
       </w:ins>
-      <w:moveFromRangeStart w:id="95" w:author="Alexander Hunt" w:date="2026-04-10T10:46:00Z" w:name="move226710425"/>
-      <w:moveFrom w:id="96" w:author="Alexander Hunt" w:date="2026-04-10T10:46:00Z" w16du:dateUtc="2026-04-10T17:46:00Z">
+      <w:moveFromRangeStart w:id="178" w:author="Alexander Hunt" w:date="2026-04-10T10:46:00Z" w:name="move226710425"/>
+      <w:moveFrom w:id="179" w:author="Alexander Hunt" w:date="2026-04-10T10:46:00Z" w16du:dateUtc="2026-04-10T17:46:00Z">
         <w:r>
           <w:t xml:space="preserve">This equation will work for any pressure supplies below 620 kPa . </w:t>
         </w:r>
       </w:moveFrom>
-      <w:moveFromRangeEnd w:id="95"/>
+      <w:moveFromRangeEnd w:id="178"/>
       <w:r>
         <w:t>We also anticipate the equation</w:t>
       </w:r>
-      <w:ins w:id="97" w:author="Alexander Hunt" w:date="2026-04-10T10:48:00Z" w16du:dateUtc="2026-04-10T17:48:00Z">
+      <w:ins w:id="180" w:author="Alexander Hunt" w:date="2026-04-10T10:48:00Z" w16du:dateUtc="2026-04-10T17:48:00Z">
         <w:r>
           <w:t>s</w:t>
         </w:r>
@@ -1751,7 +2163,7 @@
       <w:r>
         <w:t xml:space="preserve">This model can </w:t>
       </w:r>
-      <w:ins w:id="98" w:author="Alexander Hunt" w:date="2026-04-10T10:25:00Z" w16du:dateUtc="2026-04-10T17:25:00Z">
+      <w:ins w:id="181" w:author="Alexander Hunt" w:date="2026-04-10T10:25:00Z" w16du:dateUtc="2026-04-10T17:25:00Z">
         <w:r>
           <w:t xml:space="preserve">indeed </w:t>
         </w:r>
@@ -1759,12 +2171,12 @@
       <w:r>
         <w:t>be embedded into real-time control and simulation. We have added a subsection to the Discussion</w:t>
       </w:r>
-      <w:ins w:id="99" w:author="Alexander Hunt" w:date="2026-04-10T10:25:00Z" w16du:dateUtc="2026-04-10T17:25:00Z">
+      <w:ins w:id="182" w:author="Alexander Hunt" w:date="2026-04-10T10:25:00Z" w16du:dateUtc="2026-04-10T17:25:00Z">
         <w:r>
           <w:t xml:space="preserve"> to </w:t>
         </w:r>
       </w:ins>
-      <w:ins w:id="100" w:author="Alexander Hunt" w:date="2026-04-10T10:26:00Z" w16du:dateUtc="2026-04-10T17:26:00Z">
+      <w:ins w:id="183" w:author="Alexander Hunt" w:date="2026-04-10T10:26:00Z" w16du:dateUtc="2026-04-10T17:26:00Z">
         <w:r>
           <w:t>elaborate on this as follows</w:t>
         </w:r>
@@ -1786,11 +2198,11 @@
         <w:rPr>
           <w:b/>
           <w:bCs/>
-          <w:rPrChange w:id="101" w:author="Alexander Hunt" w:date="2026-04-10T08:57:00Z" w16du:dateUtc="2026-04-10T15:57:00Z">
+          <w:rPrChange w:id="184" w:author="Alexander Hunt" w:date="2026-04-10T08:57:00Z" w16du:dateUtc="2026-04-10T15:57:00Z">
             <w:rPr/>
           </w:rPrChange>
         </w:rPr>
-        <w:pPrChange w:id="102" w:author="Alexander Hunt" w:date="2026-04-10T10:25:00Z" w16du:dateUtc="2026-04-10T17:25:00Z">
+        <w:pPrChange w:id="185" w:author="Alexander Hunt" w:date="2026-04-10T10:25:00Z" w16du:dateUtc="2026-04-10T17:25:00Z">
           <w:pPr>
             <w:pStyle w:val="ListParagraph"/>
             <w:ind w:left="1440"/>
@@ -1801,7 +2213,7 @@
         <w:rPr>
           <w:b/>
           <w:bCs/>
-          <w:rPrChange w:id="103" w:author="Alexander Hunt" w:date="2026-04-10T08:57:00Z" w16du:dateUtc="2026-04-10T15:57:00Z">
+          <w:rPrChange w:id="186" w:author="Alexander Hunt" w:date="2026-04-10T08:57:00Z" w16du:dateUtc="2026-04-10T15:57:00Z">
             <w:rPr/>
           </w:rPrChange>
         </w:rPr>
@@ -1816,7 +2228,7 @@
       <w:r>
         <w:t>Although pneumatic muscle actuators exhibit hysteresis, thermodynamic effects,</w:t>
       </w:r>
-      <w:ins w:id="104" w:author="Alexander Hunt" w:date="2026-04-10T08:57:00Z" w16du:dateUtc="2026-04-10T15:57:00Z">
+      <w:ins w:id="187" w:author="Alexander Hunt" w:date="2026-04-10T08:57:00Z" w16du:dateUtc="2026-04-10T15:57:00Z">
         <w:r>
           <w:t xml:space="preserve"> </w:t>
         </w:r>
@@ -1824,7 +2236,7 @@
       <w:r>
         <w:t>and other dynamic behavior, accurate and high-performance controller designs can still be achieved using a static force-map approach when the underlying static force model is accurate. Martens and Boblan explicitly note that BPA dynamics are often dominated by the air dynamics inside the actuator and the mass flow behavior of the valve, such that precise modeling of the static force characteristic remains crucial for torque control accuracy</w:t>
       </w:r>
-      <w:ins w:id="105" w:author="Alexander Hunt" w:date="2026-04-10T10:26:00Z" w16du:dateUtc="2026-04-10T17:26:00Z">
+      <w:ins w:id="188" w:author="Alexander Hunt" w:date="2026-04-10T10:26:00Z" w16du:dateUtc="2026-04-10T17:26:00Z">
         <w:r>
           <w:t xml:space="preserve"> </w:t>
         </w:r>
@@ -1832,7 +2244,7 @@
       <w:r>
         <w:t>[18 ]. This view is consistent with more recent BPA control work, including a sensor-less</w:t>
       </w:r>
-      <w:ins w:id="106" w:author="Alexander Hunt" w:date="2026-04-10T08:57:00Z" w16du:dateUtc="2026-04-10T15:57:00Z">
+      <w:ins w:id="189" w:author="Alexander Hunt" w:date="2026-04-10T08:57:00Z" w16du:dateUtc="2026-04-10T15:57:00Z">
         <w:r>
           <w:t xml:space="preserve"> </w:t>
         </w:r>
@@ -1852,9 +2264,9 @@
         <w:pStyle w:val="ListParagraph"/>
         <w:ind w:left="2160"/>
         <w:rPr>
-          <w:del w:id="107" w:author="Alexander Hunt" w:date="2026-04-10T08:57:00Z" w16du:dateUtc="2026-04-10T15:57:00Z"/>
-        </w:rPr>
-        <w:pPrChange w:id="108" w:author="Alexander Hunt" w:date="2026-04-10T08:57:00Z" w16du:dateUtc="2026-04-10T15:57:00Z">
+          <w:del w:id="190" w:author="Alexander Hunt" w:date="2026-04-10T08:57:00Z" w16du:dateUtc="2026-04-10T15:57:00Z"/>
+        </w:rPr>
+        <w:pPrChange w:id="191" w:author="Alexander Hunt" w:date="2026-04-10T08:57:00Z" w16du:dateUtc="2026-04-10T15:57:00Z">
           <w:pPr>
             <w:pStyle w:val="ListParagraph"/>
             <w:ind w:left="1440"/>
@@ -1867,9 +2279,9 @@
         <w:pStyle w:val="ListParagraph"/>
         <w:ind w:left="2160"/>
         <w:rPr>
-          <w:del w:id="109" w:author="Alexander Hunt" w:date="2026-04-10T08:57:00Z" w16du:dateUtc="2026-04-10T15:57:00Z"/>
-        </w:rPr>
-        <w:pPrChange w:id="110" w:author="Alexander Hunt" w:date="2026-04-10T08:57:00Z" w16du:dateUtc="2026-04-10T15:57:00Z">
+          <w:del w:id="192" w:author="Alexander Hunt" w:date="2026-04-10T08:57:00Z" w16du:dateUtc="2026-04-10T15:57:00Z"/>
+        </w:rPr>
+        <w:pPrChange w:id="193" w:author="Alexander Hunt" w:date="2026-04-10T08:57:00Z" w16du:dateUtc="2026-04-10T15:57:00Z">
           <w:pPr>
             <w:pStyle w:val="ListParagraph"/>
             <w:ind w:left="1440"/>
@@ -1882,7 +2294,7 @@
         <w:pStyle w:val="ListParagraph"/>
         <w:ind w:left="2160"/>
       </w:pPr>
-      <w:del w:id="111" w:author="Alexander Hunt" w:date="2026-04-10T08:57:00Z" w16du:dateUtc="2026-04-10T15:57:00Z">
+      <w:del w:id="194" w:author="Alexander Hunt" w:date="2026-04-10T08:57:00Z" w16du:dateUtc="2026-04-10T15:57:00Z">
         <w:r>
           <w:lastRenderedPageBreak/>
           <w:tab/>
@@ -1936,7 +2348,7 @@
       <w:r>
         <w:t>). This structure is computationally inexpensive to evaluate online and is also suitable for lookup-table implementation. While the present work does not model the full actuator-valve dynamics, it provides the static force relationship needed as a feedforward or inner-model component in real-time torque control, simulation, and preliminary design workflows. It is anticipated that improved real-</w:t>
       </w:r>
-      <w:ins w:id="112" w:author="Alexander Hunt" w:date="2026-04-10T08:57:00Z" w16du:dateUtc="2026-04-10T15:57:00Z">
+      <w:ins w:id="195" w:author="Alexander Hunt" w:date="2026-04-10T08:57:00Z" w16du:dateUtc="2026-04-10T15:57:00Z">
         <w:r>
           <w:t xml:space="preserve"> </w:t>
         </w:r>
@@ -1944,7 +2356,7 @@
       <w:r>
         <w:t xml:space="preserve">time control for high speed and high precision systems will benefit more from improved modeling of airflow dynamics than </w:t>
       </w:r>
-      <w:ins w:id="113" w:author="Alexander Hunt" w:date="2026-04-10T10:28:00Z" w16du:dateUtc="2026-04-10T17:28:00Z">
+      <w:ins w:id="196" w:author="Alexander Hunt" w:date="2026-04-10T10:28:00Z" w16du:dateUtc="2026-04-10T17:28:00Z">
         <w:r>
           <w:t xml:space="preserve">actuator </w:t>
         </w:r>
@@ -1952,12 +2364,12 @@
       <w:r>
         <w:t xml:space="preserve">dynamics </w:t>
       </w:r>
-      <w:del w:id="114" w:author="Alexander Hunt" w:date="2026-04-10T10:28:00Z" w16du:dateUtc="2026-04-10T17:28:00Z">
+      <w:del w:id="197" w:author="Alexander Hunt" w:date="2026-04-10T10:28:00Z" w16du:dateUtc="2026-04-10T17:28:00Z">
         <w:r>
           <w:delText xml:space="preserve">involving actuator </w:delText>
         </w:r>
       </w:del>
-      <w:ins w:id="115" w:author="Alexander Hunt" w:date="2026-04-10T10:28:00Z" w16du:dateUtc="2026-04-10T17:28:00Z">
+      <w:ins w:id="198" w:author="Alexander Hunt" w:date="2026-04-10T10:28:00Z" w16du:dateUtc="2026-04-10T17:28:00Z">
         <w:r>
           <w:t xml:space="preserve">such as </w:t>
         </w:r>
@@ -1965,7 +2377,7 @@
       <w:r>
         <w:t xml:space="preserve">hysteresis, damping, and other </w:t>
       </w:r>
-      <w:del w:id="116" w:author="Alexander Hunt" w:date="2026-04-10T10:28:00Z" w16du:dateUtc="2026-04-10T17:28:00Z">
+      <w:del w:id="199" w:author="Alexander Hunt" w:date="2026-04-10T10:28:00Z" w16du:dateUtc="2026-04-10T17:28:00Z">
         <w:r>
           <w:delText xml:space="preserve">dynamic </w:delText>
         </w:r>
@@ -1973,7 +2385,7 @@
       <w:r>
         <w:t>behavior</w:t>
       </w:r>
-      <w:ins w:id="117" w:author="Alexander Hunt" w:date="2026-04-10T10:28:00Z" w16du:dateUtc="2026-04-10T17:28:00Z">
+      <w:ins w:id="200" w:author="Alexander Hunt" w:date="2026-04-10T10:28:00Z" w16du:dateUtc="2026-04-10T17:28:00Z">
         <w:r>
           <w:t>s</w:t>
         </w:r>
@@ -1986,7 +2398,7 @@
       <w:pPr>
         <w:pStyle w:val="ListParagraph"/>
         <w:ind w:left="2160"/>
-        <w:pPrChange w:id="118" w:author="Alexander Hunt" w:date="2026-04-10T08:57:00Z" w16du:dateUtc="2026-04-10T15:57:00Z">
+        <w:pPrChange w:id="201" w:author="Alexander Hunt" w:date="2026-04-10T08:57:00Z" w16du:dateUtc="2026-04-10T15:57:00Z">
           <w:pPr>
             <w:pStyle w:val="ListParagraph"/>
             <w:ind w:left="1440"/>
@@ -2259,14 +2671,14 @@
       <w:pPr>
         <w:pStyle w:val="ListParagraph"/>
         <w:ind w:left="1440"/>
-        <w:pPrChange w:id="119" w:author="Alexander Hunt" w:date="2026-04-10T08:58:00Z" w16du:dateUtc="2026-04-10T15:58:00Z">
+        <w:pPrChange w:id="202" w:author="Alexander Hunt" w:date="2026-04-10T08:58:00Z" w16du:dateUtc="2026-04-10T15:58:00Z">
           <w:pPr>
             <w:pStyle w:val="ListParagraph"/>
             <w:ind w:left="2160"/>
           </w:pPr>
         </w:pPrChange>
       </w:pPr>
-      <w:ins w:id="120" w:author="Alexander Hunt" w:date="2026-04-10T10:28:00Z" w16du:dateUtc="2026-04-10T17:28:00Z">
+      <w:ins w:id="203" w:author="Alexander Hunt" w:date="2026-04-10T10:28:00Z" w16du:dateUtc="2026-04-10T17:28:00Z">
         <w:r>
           <w:t xml:space="preserve">This is a great suggestion. </w:t>
         </w:r>
@@ -2274,12 +2686,12 @@
       <w:r>
         <w:t xml:space="preserve">We have added the following to the Effects of </w:t>
       </w:r>
-      <w:ins w:id="121" w:author="Alexander Hunt" w:date="2026-04-10T10:28:00Z" w16du:dateUtc="2026-04-10T17:28:00Z">
+      <w:ins w:id="204" w:author="Alexander Hunt" w:date="2026-04-10T10:28:00Z" w16du:dateUtc="2026-04-10T17:28:00Z">
         <w:r>
           <w:t>R</w:t>
         </w:r>
       </w:ins>
-      <w:del w:id="122" w:author="Alexander Hunt" w:date="2026-04-10T10:28:00Z" w16du:dateUtc="2026-04-10T17:28:00Z">
+      <w:del w:id="205" w:author="Alexander Hunt" w:date="2026-04-10T10:28:00Z" w16du:dateUtc="2026-04-10T17:28:00Z">
         <w:r>
           <w:delText>r</w:delText>
         </w:r>
@@ -2287,12 +2699,12 @@
       <w:r>
         <w:t xml:space="preserve">esting </w:t>
       </w:r>
-      <w:del w:id="123" w:author="Alexander Hunt" w:date="2026-04-10T10:28:00Z" w16du:dateUtc="2026-04-10T17:28:00Z">
+      <w:del w:id="206" w:author="Alexander Hunt" w:date="2026-04-10T10:28:00Z" w16du:dateUtc="2026-04-10T17:28:00Z">
         <w:r>
           <w:delText>l</w:delText>
         </w:r>
       </w:del>
-      <w:ins w:id="124" w:author="Alexander Hunt" w:date="2026-04-10T10:28:00Z" w16du:dateUtc="2026-04-10T17:28:00Z">
+      <w:ins w:id="207" w:author="Alexander Hunt" w:date="2026-04-10T10:28:00Z" w16du:dateUtc="2026-04-10T17:28:00Z">
         <w:r>
           <w:t>L</w:t>
         </w:r>
@@ -2312,17 +2724,17 @@
         <w:pStyle w:val="ListParagraph"/>
         <w:ind w:left="2160"/>
       </w:pPr>
-      <w:ins w:id="125" w:author="Alexander Hunt" w:date="2026-04-10T10:29:00Z" w16du:dateUtc="2026-04-10T17:29:00Z">
+      <w:ins w:id="208" w:author="Alexander Hunt" w:date="2026-04-10T10:29:00Z" w16du:dateUtc="2026-04-10T17:29:00Z">
         <w:r>
           <w:t xml:space="preserve">The main cause for deviations from the Festo </w:t>
         </w:r>
       </w:ins>
-      <w:ins w:id="126" w:author="Alexander Hunt" w:date="2026-04-10T10:31:00Z" w16du:dateUtc="2026-04-10T17:31:00Z">
+      <w:ins w:id="209" w:author="Alexander Hunt" w:date="2026-04-10T10:31:00Z" w16du:dateUtc="2026-04-10T17:31:00Z">
         <w:r>
           <w:t>MuscleSIM tool</w:t>
         </w:r>
       </w:ins>
-      <w:ins w:id="127" w:author="Alexander Hunt" w:date="2026-04-10T10:30:00Z" w16du:dateUtc="2026-04-10T17:30:00Z">
+      <w:ins w:id="210" w:author="Alexander Hunt" w:date="2026-04-10T10:30:00Z" w16du:dateUtc="2026-04-10T17:30:00Z">
         <w:r>
           <w:t xml:space="preserve"> is not fully clear. </w:t>
         </w:r>
@@ -2330,12 +2742,12 @@
       <w:r>
         <w:t xml:space="preserve">Festo AG &amp; Co. KG [19] (p. 12) states that force will be reduced by approximately 10% for a minimum nominal length. </w:t>
       </w:r>
-      <w:del w:id="128" w:author="Alexander Hunt" w:date="2026-04-10T10:29:00Z" w16du:dateUtc="2026-04-10T17:29:00Z">
+      <w:del w:id="211" w:author="Alexander Hunt" w:date="2026-04-10T10:29:00Z" w16du:dateUtc="2026-04-10T17:29:00Z">
         <w:r>
           <w:delText>i</w:delText>
         </w:r>
       </w:del>
-      <w:ins w:id="129" w:author="Alexander Hunt" w:date="2026-04-10T10:29:00Z" w16du:dateUtc="2026-04-10T17:29:00Z">
+      <w:ins w:id="212" w:author="Alexander Hunt" w:date="2026-04-10T10:29:00Z" w16du:dateUtc="2026-04-10T17:29:00Z">
         <w:r>
           <w:t>I</w:t>
         </w:r>
@@ -2343,7 +2755,7 @@
       <w:r>
         <w:t xml:space="preserve">n Festo AG &amp; Co. KG [21] (p. 14) they say the force can deviate by 10% based on factors such as: production variation, material variation, and deviation from nominal length (lrest). Festo AG &amp; Co. KG [22] (p. 13) </w:t>
       </w:r>
-      <w:ins w:id="130" w:author="Alexander Hunt" w:date="2026-04-10T10:30:00Z" w16du:dateUtc="2026-04-10T17:30:00Z">
+      <w:ins w:id="213" w:author="Alexander Hunt" w:date="2026-04-10T10:30:00Z" w16du:dateUtc="2026-04-10T17:30:00Z">
         <w:r>
           <w:t xml:space="preserve">also </w:t>
         </w:r>
@@ -2351,17 +2763,17 @@
       <w:r>
         <w:t xml:space="preserve">notes that testing was done with BPAs </w:t>
       </w:r>
-      <w:del w:id="131" w:author="Alexander Hunt" w:date="2026-04-10T10:30:00Z" w16du:dateUtc="2026-04-10T17:30:00Z">
+      <w:del w:id="214" w:author="Alexander Hunt" w:date="2026-04-10T10:30:00Z" w16du:dateUtc="2026-04-10T17:30:00Z">
         <w:r>
           <w:delText xml:space="preserve">that </w:delText>
         </w:r>
       </w:del>
-      <w:ins w:id="132" w:author="Alexander Hunt" w:date="2026-04-10T10:30:00Z" w16du:dateUtc="2026-04-10T17:30:00Z">
+      <w:ins w:id="215" w:author="Alexander Hunt" w:date="2026-04-10T10:30:00Z" w16du:dateUtc="2026-04-10T17:30:00Z">
         <w:r>
           <w:t>where the length is</w:t>
         </w:r>
       </w:ins>
-      <w:del w:id="133" w:author="Alexander Hunt" w:date="2026-04-10T10:30:00Z" w16du:dateUtc="2026-04-10T17:30:00Z">
+      <w:del w:id="216" w:author="Alexander Hunt" w:date="2026-04-10T10:30:00Z" w16du:dateUtc="2026-04-10T17:30:00Z">
         <w:r>
           <w:delText>are</w:delText>
         </w:r>
@@ -2369,7 +2781,7 @@
       <w:r>
         <w:t xml:space="preserve"> ten times the uninflated diameter, and that theoretical </w:t>
       </w:r>
-      <w:del w:id="134" w:author="Alexander Hunt" w:date="2026-04-10T10:30:00Z" w16du:dateUtc="2026-04-10T17:30:00Z">
+      <w:del w:id="217" w:author="Alexander Hunt" w:date="2026-04-10T10:30:00Z" w16du:dateUtc="2026-04-10T17:30:00Z">
         <w:r>
           <w:delText xml:space="preserve"> </w:delText>
         </w:r>
@@ -2377,12 +2789,12 @@
       <w:r>
         <w:t xml:space="preserve">force can increase by up to 10%. In each datasheet, the characteristic curves appear to be the same. As demonstrated above, the 100 mm ϕ10 mm BPA should have much less force than what is shown in the curve. This </w:t>
       </w:r>
-      <w:ins w:id="135" w:author="Alexander Hunt" w:date="2026-04-10T10:31:00Z" w16du:dateUtc="2026-04-10T17:31:00Z">
+      <w:ins w:id="218" w:author="Alexander Hunt" w:date="2026-04-10T10:31:00Z" w16du:dateUtc="2026-04-10T17:31:00Z">
         <w:r>
           <w:t xml:space="preserve">has consistently been </w:t>
         </w:r>
       </w:ins>
-      <w:del w:id="136" w:author="Alexander Hunt" w:date="2026-04-10T10:31:00Z" w16du:dateUtc="2026-04-10T17:31:00Z">
+      <w:del w:id="219" w:author="Alexander Hunt" w:date="2026-04-10T10:31:00Z" w16du:dateUtc="2026-04-10T17:31:00Z">
         <w:r>
           <w:delText xml:space="preserve">is </w:delText>
         </w:r>
@@ -2390,12 +2802,12 @@
       <w:r>
         <w:t xml:space="preserve">our experience and </w:t>
       </w:r>
-      <w:del w:id="137" w:author="Alexander Hunt" w:date="2026-04-10T10:31:00Z" w16du:dateUtc="2026-04-10T17:31:00Z">
+      <w:del w:id="220" w:author="Alexander Hunt" w:date="2026-04-10T10:31:00Z" w16du:dateUtc="2026-04-10T17:31:00Z">
         <w:r>
           <w:delText>the reason for the testing</w:delText>
         </w:r>
       </w:del>
-      <w:ins w:id="138" w:author="Alexander Hunt" w:date="2026-04-10T10:31:00Z" w16du:dateUtc="2026-04-10T17:31:00Z">
+      <w:ins w:id="221" w:author="Alexander Hunt" w:date="2026-04-10T10:31:00Z" w16du:dateUtc="2026-04-10T17:31:00Z">
         <w:r>
           <w:t>what motivated this research</w:t>
         </w:r>
@@ -2403,7 +2815,7 @@
       <w:r>
         <w:t>. It is unclear why the MuscleSIM tool then predicts higher force as resting length decreases. It could be a reversed sign coefficient in their internal curve-fit model. We have shown here that as the nominal length goes to zero, so does force.</w:t>
       </w:r>
-      <w:ins w:id="139" w:author="Alexander Hunt" w:date="2026-04-10T10:32:00Z" w16du:dateUtc="2026-04-10T17:32:00Z">
+      <w:ins w:id="222" w:author="Alexander Hunt" w:date="2026-04-10T10:32:00Z" w16du:dateUtc="2026-04-10T17:32:00Z">
         <w:r>
           <w:t xml:space="preserve"> </w:t>
         </w:r>
@@ -2411,12 +2823,12 @@
       <w:r>
         <w:t>The reason for BPA models predicting higher force than what is measured experimentally is a recurrent theme across many models</w:t>
       </w:r>
-      <w:del w:id="140" w:author="Alexander Hunt" w:date="2026-04-10T10:32:00Z" w16du:dateUtc="2026-04-10T17:32:00Z">
+      <w:del w:id="223" w:author="Alexander Hunt" w:date="2026-04-10T10:32:00Z" w16du:dateUtc="2026-04-10T17:32:00Z">
         <w:r>
           <w:delText>:</w:delText>
         </w:r>
       </w:del>
-      <w:ins w:id="141" w:author="Alexander Hunt" w:date="2026-04-10T10:32:00Z" w16du:dateUtc="2026-04-10T17:32:00Z">
+      <w:ins w:id="224" w:author="Alexander Hunt" w:date="2026-04-10T10:32:00Z" w16du:dateUtc="2026-04-10T17:32:00Z">
         <w:r>
           <w:t xml:space="preserve"> as</w:t>
         </w:r>
@@ -2424,17 +2836,17 @@
       <w:r>
         <w:t xml:space="preserve"> they do not account for the end effects </w:t>
       </w:r>
-      <w:del w:id="142" w:author="Alexander Hunt" w:date="2026-04-10T10:32:00Z" w16du:dateUtc="2026-04-10T17:32:00Z">
+      <w:del w:id="225" w:author="Alexander Hunt" w:date="2026-04-10T10:32:00Z" w16du:dateUtc="2026-04-10T17:32:00Z">
         <w:r>
           <w:delText>of the</w:delText>
         </w:r>
       </w:del>
-      <w:ins w:id="143" w:author="Alexander Hunt" w:date="2026-04-10T10:32:00Z" w16du:dateUtc="2026-04-10T17:32:00Z">
+      <w:ins w:id="226" w:author="Alexander Hunt" w:date="2026-04-10T10:32:00Z" w16du:dateUtc="2026-04-10T17:32:00Z">
         <w:r>
           <w:t>associated with clamping</w:t>
         </w:r>
       </w:ins>
-      <w:ins w:id="144" w:author="Alexander Hunt" w:date="2026-04-10T10:33:00Z" w16du:dateUtc="2026-04-10T17:33:00Z">
+      <w:ins w:id="227" w:author="Alexander Hunt" w:date="2026-04-10T10:33:00Z" w16du:dateUtc="2026-04-10T17:33:00Z">
         <w:r>
           <w:t xml:space="preserve"> the ends of</w:t>
         </w:r>
@@ -2442,7 +2854,7 @@
       <w:r>
         <w:t xml:space="preserve"> pressure vessel</w:t>
       </w:r>
-      <w:del w:id="145" w:author="Alexander Hunt" w:date="2026-04-10T10:33:00Z" w16du:dateUtc="2026-04-10T17:33:00Z">
+      <w:del w:id="228" w:author="Alexander Hunt" w:date="2026-04-10T10:33:00Z" w16du:dateUtc="2026-04-10T17:33:00Z">
         <w:r>
           <w:delText xml:space="preserve"> where end effects dominate</w:delText>
         </w:r>
@@ -2450,12 +2862,12 @@
       <w:r>
         <w:t xml:space="preserve">. Nominally, the clamped ends fix the inner and outer diameter </w:t>
       </w:r>
-      <w:del w:id="146" w:author="Alexander Hunt" w:date="2026-04-10T10:34:00Z" w16du:dateUtc="2026-04-10T17:34:00Z">
+      <w:del w:id="229" w:author="Alexander Hunt" w:date="2026-04-10T10:34:00Z" w16du:dateUtc="2026-04-10T17:34:00Z">
         <w:r>
           <w:delText>while allow axial and radial displacement. In the isometric case, there isonly radial displacement. The boundary conditions</w:delText>
         </w:r>
       </w:del>
-      <w:ins w:id="147" w:author="Alexander Hunt" w:date="2026-04-10T10:34:00Z" w16du:dateUtc="2026-04-10T17:34:00Z">
+      <w:ins w:id="230" w:author="Alexander Hunt" w:date="2026-04-10T10:34:00Z" w16du:dateUtc="2026-04-10T17:34:00Z">
         <w:r>
           <w:t>, which</w:t>
         </w:r>
@@ -2463,22 +2875,22 @@
       <w:r>
         <w:t xml:space="preserve"> force steep gradients in stress and strain near the ends. </w:t>
       </w:r>
-      <w:del w:id="148" w:author="Alexander Hunt" w:date="2026-04-10T10:35:00Z" w16du:dateUtc="2026-04-10T17:35:00Z">
+      <w:del w:id="231" w:author="Alexander Hunt" w:date="2026-04-10T10:35:00Z" w16du:dateUtc="2026-04-10T17:35:00Z">
         <w:r>
           <w:delText xml:space="preserve">Near </w:delText>
         </w:r>
       </w:del>
-      <w:del w:id="149" w:author="Alexander Hunt" w:date="2026-04-10T10:34:00Z" w16du:dateUtc="2026-04-10T17:34:00Z">
+      <w:del w:id="232" w:author="Alexander Hunt" w:date="2026-04-10T10:34:00Z" w16du:dateUtc="2026-04-10T17:34:00Z">
         <w:r>
           <w:delText xml:space="preserve">the </w:delText>
         </w:r>
       </w:del>
-      <w:del w:id="150" w:author="Alexander Hunt" w:date="2026-04-10T10:35:00Z" w16du:dateUtc="2026-04-10T17:35:00Z">
+      <w:del w:id="233" w:author="Alexander Hunt" w:date="2026-04-10T10:35:00Z" w16du:dateUtc="2026-04-10T17:35:00Z">
         <w:r>
           <w:delText>boundary conditions are where a</w:delText>
         </w:r>
       </w:del>
-      <w:ins w:id="151" w:author="Alexander Hunt" w:date="2026-04-10T10:35:00Z" w16du:dateUtc="2026-04-10T17:35:00Z">
+      <w:ins w:id="234" w:author="Alexander Hunt" w:date="2026-04-10T10:35:00Z" w16du:dateUtc="2026-04-10T17:35:00Z">
         <w:r>
           <w:t>A</w:t>
         </w:r>
@@ -2486,7 +2898,7 @@
       <w:r>
         <w:t>xial, radial, and circumferential strains deviate from analytic solutions to a cylindrical model</w:t>
       </w:r>
-      <w:ins w:id="152" w:author="Alexander Hunt" w:date="2026-04-10T10:35:00Z" w16du:dateUtc="2026-04-10T17:35:00Z">
+      <w:ins w:id="235" w:author="Alexander Hunt" w:date="2026-04-10T10:35:00Z" w16du:dateUtc="2026-04-10T17:35:00Z">
         <w:r>
           <w:t xml:space="preserve"> at these boundaries</w:t>
         </w:r>
@@ -2494,12 +2906,12 @@
       <w:r>
         <w:t xml:space="preserve">. For </w:t>
       </w:r>
-      <w:del w:id="153" w:author="Alexander Hunt" w:date="2026-04-10T10:35:00Z" w16du:dateUtc="2026-04-10T17:35:00Z">
+      <w:del w:id="236" w:author="Alexander Hunt" w:date="2026-04-10T10:35:00Z" w16du:dateUtc="2026-04-10T17:35:00Z">
         <w:r>
           <w:delText>a constant</w:delText>
         </w:r>
       </w:del>
-      <w:ins w:id="154" w:author="Alexander Hunt" w:date="2026-04-10T10:35:00Z" w16du:dateUtc="2026-04-10T17:35:00Z">
+      <w:ins w:id="237" w:author="Alexander Hunt" w:date="2026-04-10T10:35:00Z" w16du:dateUtc="2026-04-10T17:35:00Z">
         <w:r>
           <w:t>constant</w:t>
         </w:r>
@@ -2507,7 +2919,7 @@
       <w:r>
         <w:t xml:space="preserve"> pressure</w:t>
       </w:r>
-      <w:ins w:id="155" w:author="Alexander Hunt" w:date="2026-04-10T10:35:00Z" w16du:dateUtc="2026-04-10T17:35:00Z">
+      <w:ins w:id="238" w:author="Alexander Hunt" w:date="2026-04-10T10:35:00Z" w16du:dateUtc="2026-04-10T17:35:00Z">
         <w:r>
           <w:t>s</w:t>
         </w:r>
@@ -2515,12 +2927,12 @@
       <w:r>
         <w:t xml:space="preserve">, the end effect region </w:t>
       </w:r>
-      <w:del w:id="156" w:author="Alexander Hunt" w:date="2026-04-10T10:35:00Z" w16du:dateUtc="2026-04-10T17:35:00Z">
+      <w:del w:id="239" w:author="Alexander Hunt" w:date="2026-04-10T10:35:00Z" w16du:dateUtc="2026-04-10T17:35:00Z">
         <w:r>
           <w:delText xml:space="preserve">appears to have </w:delText>
         </w:r>
       </w:del>
-      <w:ins w:id="157" w:author="Alexander Hunt" w:date="2026-04-10T10:35:00Z" w16du:dateUtc="2026-04-10T17:35:00Z">
+      <w:ins w:id="240" w:author="Alexander Hunt" w:date="2026-04-10T10:35:00Z" w16du:dateUtc="2026-04-10T17:35:00Z">
         <w:r>
           <w:t xml:space="preserve">has </w:t>
         </w:r>
@@ -2528,12 +2940,12 @@
       <w:r>
         <w:t>the same length. Therefore, in shorter BPAs, the end effects dominate</w:t>
       </w:r>
-      <w:ins w:id="158" w:author="Alexander Hunt" w:date="2026-04-10T10:36:00Z" w16du:dateUtc="2026-04-10T17:36:00Z">
+      <w:ins w:id="241" w:author="Alexander Hunt" w:date="2026-04-10T10:36:00Z" w16du:dateUtc="2026-04-10T17:36:00Z">
         <w:r>
           <w:t>, greatly affecting the force-pressure-contraction curves</w:t>
         </w:r>
       </w:ins>
-      <w:del w:id="159" w:author="Alexander Hunt" w:date="2026-04-10T10:36:00Z" w16du:dateUtc="2026-04-10T17:36:00Z">
+      <w:del w:id="242" w:author="Alexander Hunt" w:date="2026-04-10T10:36:00Z" w16du:dateUtc="2026-04-10T17:36:00Z">
         <w:r>
           <w:delText>. The axial length scale of the boundary section is comparable to l</w:delText>
         </w:r>
@@ -2553,7 +2965,7 @@
         <w:pStyle w:val="ListParagraph"/>
         <w:ind w:left="2160"/>
         <w:rPr>
-          <w:del w:id="160" w:author="Alexander Hunt" w:date="2026-04-10T10:36:00Z" w16du:dateUtc="2026-04-10T17:36:00Z"/>
+          <w:del w:id="243" w:author="Alexander Hunt" w:date="2026-04-10T10:36:00Z" w16du:dateUtc="2026-04-10T17:36:00Z"/>
         </w:rPr>
       </w:pPr>
     </w:p>
@@ -2562,7 +2974,7 @@
         <w:pStyle w:val="ListParagraph"/>
         <w:ind w:left="2160"/>
         <w:rPr>
-          <w:del w:id="161" w:author="Alexander Hunt" w:date="2026-04-10T10:36:00Z" w16du:dateUtc="2026-04-10T17:36:00Z"/>
+          <w:del w:id="244" w:author="Alexander Hunt" w:date="2026-04-10T10:36:00Z" w16du:dateUtc="2026-04-10T17:36:00Z"/>
         </w:rPr>
       </w:pPr>
     </w:p>
@@ -2739,12 +3151,12 @@
       <w:r>
         <w:t xml:space="preserve">The reviewer makes an excellent point. We have added </w:t>
       </w:r>
-      <w:del w:id="162" w:author="Alexander Hunt" w:date="2026-04-10T10:36:00Z" w16du:dateUtc="2026-04-10T17:36:00Z">
+      <w:del w:id="245" w:author="Alexander Hunt" w:date="2026-04-10T10:36:00Z" w16du:dateUtc="2026-04-10T17:36:00Z">
         <w:r>
           <w:delText xml:space="preserve">the </w:delText>
         </w:r>
       </w:del>
-      <w:ins w:id="163" w:author="Alexander Hunt" w:date="2026-04-10T10:36:00Z" w16du:dateUtc="2026-04-10T17:36:00Z">
+      <w:ins w:id="246" w:author="Alexander Hunt" w:date="2026-04-10T10:36:00Z" w16du:dateUtc="2026-04-10T17:36:00Z">
         <w:r>
           <w:t xml:space="preserve">a </w:t>
         </w:r>
@@ -2755,7 +3167,7 @@
       <w:r>
         <w:t xml:space="preserve"> </w:t>
       </w:r>
-      <w:ins w:id="164" w:author="Alexander Hunt" w:date="2026-04-10T10:36:00Z" w16du:dateUtc="2026-04-10T17:36:00Z">
+      <w:ins w:id="247" w:author="Alexander Hunt" w:date="2026-04-10T10:36:00Z" w16du:dateUtc="2026-04-10T17:36:00Z">
         <w:r>
           <w:t xml:space="preserve">titled </w:t>
         </w:r>
@@ -2766,12 +3178,12 @@
       <w:r>
         <w:t xml:space="preserve">to the </w:t>
       </w:r>
-      <w:del w:id="165" w:author="Alexander Hunt" w:date="2026-04-10T10:37:00Z" w16du:dateUtc="2026-04-10T17:37:00Z">
+      <w:del w:id="248" w:author="Alexander Hunt" w:date="2026-04-10T10:37:00Z" w16du:dateUtc="2026-04-10T17:37:00Z">
         <w:r>
           <w:delText xml:space="preserve">discussion </w:delText>
         </w:r>
       </w:del>
-      <w:ins w:id="166" w:author="Alexander Hunt" w:date="2026-04-10T10:37:00Z" w16du:dateUtc="2026-04-10T17:37:00Z">
+      <w:ins w:id="249" w:author="Alexander Hunt" w:date="2026-04-10T10:37:00Z" w16du:dateUtc="2026-04-10T17:37:00Z">
         <w:r>
           <w:t xml:space="preserve">Discussion </w:t>
         </w:r>
@@ -2805,11 +3217,11 @@
         <w:rPr>
           <w:b/>
           <w:bCs/>
-          <w:rPrChange w:id="167" w:author="Alexander Hunt" w:date="2026-04-10T10:37:00Z" w16du:dateUtc="2026-04-10T17:37:00Z">
+          <w:rPrChange w:id="250" w:author="Alexander Hunt" w:date="2026-04-10T10:37:00Z" w16du:dateUtc="2026-04-10T17:37:00Z">
             <w:rPr/>
           </w:rPrChange>
         </w:rPr>
-        <w:pPrChange w:id="168" w:author="Alexander Hunt" w:date="2026-04-10T10:37:00Z" w16du:dateUtc="2026-04-10T17:37:00Z">
+        <w:pPrChange w:id="251" w:author="Alexander Hunt" w:date="2026-04-10T10:37:00Z" w16du:dateUtc="2026-04-10T17:37:00Z">
           <w:pPr>
             <w:pStyle w:val="ListParagraph"/>
             <w:ind w:left="1440"/>
@@ -2820,7 +3232,7 @@
         <w:rPr>
           <w:b/>
           <w:bCs/>
-          <w:rPrChange w:id="169" w:author="Alexander Hunt" w:date="2026-04-10T10:37:00Z" w16du:dateUtc="2026-04-10T17:37:00Z">
+          <w:rPrChange w:id="252" w:author="Alexander Hunt" w:date="2026-04-10T10:37:00Z" w16du:dateUtc="2026-04-10T17:37:00Z">
             <w:rPr/>
           </w:rPrChange>
         </w:rPr>
@@ -2835,7 +3247,7 @@
       <w:r>
         <w:t>BPA artificial muscles are often said to be analogous to biological muscles because they have force length curves and can produce force only in tension. This analogy is worth closer inspection. For example, the describes the passive force–length curve has been described as an exponential function arising from connective tissue elements, while the active force–length relationship is typically modeled as a bell-shaped curve reflecting actin–myosin overlap [ 30]. These formulations emphasize that muscle force generation is governed by nonlinear geometric and material interactions rather than simple linear elasticity. McKibben type pneumatic artificial muscles (of which Festo is an example)</w:t>
       </w:r>
-      <w:ins w:id="170" w:author="Alexander Hunt" w:date="2026-04-10T10:37:00Z" w16du:dateUtc="2026-04-10T17:37:00Z">
+      <w:ins w:id="253" w:author="Alexander Hunt" w:date="2026-04-10T10:37:00Z" w16du:dateUtc="2026-04-10T17:37:00Z">
         <w:r>
           <w:t xml:space="preserve"> </w:t>
         </w:r>
@@ -2847,7 +3259,7 @@
         <w:lastRenderedPageBreak/>
         <w:t>to a nonlinear dependence of force on actuator length through the braid angle [23]. In their formulation, actuator force is proportional to pressure and a nonlinear geometric term (3 cos2 θ − 1), which governs both the maximum contraction limit and the curvature of the</w:t>
       </w:r>
-      <w:ins w:id="171" w:author="Alexander Hunt" w:date="2026-04-10T10:37:00Z" w16du:dateUtc="2026-04-10T17:37:00Z">
+      <w:ins w:id="254" w:author="Alexander Hunt" w:date="2026-04-10T10:37:00Z" w16du:dateUtc="2026-04-10T17:37:00Z">
         <w:r>
           <w:t xml:space="preserve"> </w:t>
         </w:r>
@@ -2861,7 +3273,7 @@
         <w:pStyle w:val="ListParagraph"/>
         <w:ind w:left="2160"/>
         <w:rPr>
-          <w:del w:id="172" w:author="Alexander Hunt" w:date="2026-04-10T10:37:00Z" w16du:dateUtc="2026-04-10T17:37:00Z"/>
+          <w:del w:id="255" w:author="Alexander Hunt" w:date="2026-04-10T10:37:00Z" w16du:dateUtc="2026-04-10T17:37:00Z"/>
         </w:rPr>
       </w:pPr>
     </w:p>
@@ -2869,7 +3281,7 @@
       <w:pPr>
         <w:pStyle w:val="ListParagraph"/>
         <w:ind w:left="2160" w:firstLine="720"/>
-        <w:pPrChange w:id="173" w:author="Alexander Hunt" w:date="2026-04-10T10:37:00Z" w16du:dateUtc="2026-04-10T17:37:00Z">
+        <w:pPrChange w:id="256" w:author="Alexander Hunt" w:date="2026-04-10T10:37:00Z" w16du:dateUtc="2026-04-10T17:37:00Z">
           <w:pPr>
             <w:pStyle w:val="ListParagraph"/>
             <w:ind w:left="1440" w:firstLine="720"/>
@@ -2903,7 +3315,7 @@
       <w:r>
         <w:t xml:space="preserve"> in the muscles. The maximum active force that the artificial muscles can produce is at the resting length, also the maximum length, of the artificial muscles. In contrast, the maximum active force a biological muscle length can produce is somewhere in the middle of the total contractile length of the muscle. Furthermore, biological muscles can adapt the optimal operating length through structural remodeling (e.g., sarcomere addition or tendon compliance) while BPAs have</w:t>
       </w:r>
-      <w:ins w:id="174" w:author="Alexander Hunt" w:date="2026-04-10T10:37:00Z" w16du:dateUtc="2026-04-10T17:37:00Z">
+      <w:ins w:id="257" w:author="Alexander Hunt" w:date="2026-04-10T10:37:00Z" w16du:dateUtc="2026-04-10T17:37:00Z">
         <w:r>
           <w:t xml:space="preserve"> </w:t>
         </w:r>
@@ -2916,7 +3328,7 @@
       <w:pPr>
         <w:pStyle w:val="ListParagraph"/>
         <w:ind w:left="2160"/>
-        <w:pPrChange w:id="175" w:author="Alexander Hunt" w:date="2026-04-10T10:37:00Z" w16du:dateUtc="2026-04-10T17:37:00Z">
+        <w:pPrChange w:id="258" w:author="Alexander Hunt" w:date="2026-04-10T10:37:00Z" w16du:dateUtc="2026-04-10T17:37:00Z">
           <w:pPr>
             <w:pStyle w:val="ListParagraph"/>
             <w:ind w:left="1440" w:firstLine="720"/>
@@ -2929,7 +3341,7 @@
         <w:pStyle w:val="ListParagraph"/>
         <w:ind w:left="1440"/>
         <w:rPr>
-          <w:del w:id="176" w:author="Alexander Hunt" w:date="2026-04-10T10:37:00Z" w16du:dateUtc="2026-04-10T17:37:00Z"/>
+          <w:del w:id="259" w:author="Alexander Hunt" w:date="2026-04-10T10:37:00Z" w16du:dateUtc="2026-04-10T17:37:00Z"/>
         </w:rPr>
       </w:pPr>
     </w:p>
@@ -3072,12 +3484,12 @@
       <w:pPr>
         <w:ind w:left="1440"/>
       </w:pPr>
-      <w:del w:id="177" w:author="Alexander Hunt" w:date="2026-04-10T10:38:00Z" w16du:dateUtc="2026-04-10T17:38:00Z">
+      <w:del w:id="260" w:author="Alexander Hunt" w:date="2026-04-10T10:38:00Z" w16du:dateUtc="2026-04-10T17:38:00Z">
         <w:r>
           <w:delText>As noted to point 2, above, we</w:delText>
         </w:r>
       </w:del>
-      <w:ins w:id="178" w:author="Alexander Hunt" w:date="2026-04-10T10:38:00Z" w16du:dateUtc="2026-04-10T17:38:00Z">
+      <w:ins w:id="261" w:author="Alexander Hunt" w:date="2026-04-10T10:38:00Z" w16du:dateUtc="2026-04-10T17:38:00Z">
         <w:r>
           <w:t>This is a great observation as well. We</w:t>
         </w:r>
@@ -3085,22 +3497,22 @@
       <w:r>
         <w:t xml:space="preserve"> have included </w:t>
       </w:r>
-      <w:del w:id="179" w:author="Alexander Hunt" w:date="2026-04-10T10:38:00Z" w16du:dateUtc="2026-04-10T17:38:00Z">
+      <w:del w:id="262" w:author="Alexander Hunt" w:date="2026-04-10T10:38:00Z" w16du:dateUtc="2026-04-10T17:38:00Z">
         <w:r>
           <w:delText>a subsection that includes an answer to your question</w:delText>
         </w:r>
       </w:del>
-      <w:ins w:id="180" w:author="Alexander Hunt" w:date="2026-04-10T10:38:00Z" w16du:dateUtc="2026-04-10T17:38:00Z">
+      <w:ins w:id="263" w:author="Alexander Hunt" w:date="2026-04-10T10:38:00Z" w16du:dateUtc="2026-04-10T17:38:00Z">
         <w:r>
           <w:t>the following in B</w:t>
         </w:r>
       </w:ins>
-      <w:ins w:id="181" w:author="Alexander Hunt" w:date="2026-04-10T10:39:00Z" w16du:dateUtc="2026-04-10T17:39:00Z">
+      <w:ins w:id="264" w:author="Alexander Hunt" w:date="2026-04-10T10:39:00Z" w16du:dateUtc="2026-04-10T17:39:00Z">
         <w:r>
           <w:t xml:space="preserve">iomimetic Artificial Muscle Analogy subsection </w:t>
         </w:r>
       </w:ins>
-      <w:del w:id="182" w:author="Alexander Hunt" w:date="2026-04-10T10:38:00Z" w16du:dateUtc="2026-04-10T17:38:00Z">
+      <w:del w:id="265" w:author="Alexander Hunt" w:date="2026-04-10T10:38:00Z" w16du:dateUtc="2026-04-10T17:38:00Z">
         <w:r>
           <w:delText>. Specifically, the last paragraph of the subsection reads</w:delText>
         </w:r>
@@ -3113,7 +3525,7 @@
       <w:pPr>
         <w:pStyle w:val="ListParagraph"/>
         <w:ind w:left="2160"/>
-        <w:pPrChange w:id="183" w:author="Alexander Hunt" w:date="2026-04-10T10:38:00Z" w16du:dateUtc="2026-04-10T17:38:00Z">
+        <w:pPrChange w:id="266" w:author="Alexander Hunt" w:date="2026-04-10T10:38:00Z" w16du:dateUtc="2026-04-10T17:38:00Z">
           <w:pPr>
             <w:pStyle w:val="ListParagraph"/>
             <w:ind w:left="1440" w:firstLine="720"/>
@@ -3146,7 +3558,7 @@
       <w:pPr>
         <w:pStyle w:val="ListParagraph"/>
         <w:ind w:left="2160"/>
-        <w:pPrChange w:id="184" w:author="Alexander Hunt" w:date="2026-04-10T10:38:00Z" w16du:dateUtc="2026-04-10T17:38:00Z">
+        <w:pPrChange w:id="267" w:author="Alexander Hunt" w:date="2026-04-10T10:38:00Z" w16du:dateUtc="2026-04-10T17:38:00Z">
           <w:pPr>
             <w:pStyle w:val="ListParagraph"/>
             <w:ind w:left="1440"/>
